--- a/00_Project_Management/Revision History.docx
+++ b/00_Project_Management/Revision History.docx
@@ -1181,6 +1181,12 @@
             <w:insideH w:val="single" w:color="auto" w:sz="4" w:space="0"/>
             <w:insideV w:val="single" w:color="auto" w:sz="4" w:space="0"/>
           </w:tblBorders>
+          <w:tblCellMar>
+            <w:top w:w="0" w:type="dxa"/>
+            <w:left w:w="10" w:type="dxa"/>
+            <w:bottom w:w="0" w:type="dxa"/>
+            <w:right w:w="10" w:type="dxa"/>
+          </w:tblCellMar>
         </w:tblPrEx>
         <w:trPr>
           <w:tblHeader/>
@@ -1753,12 +1759,6 @@
             <w:insideH w:val="single" w:color="auto" w:sz="4" w:space="0"/>
             <w:insideV w:val="single" w:color="auto" w:sz="4" w:space="0"/>
           </w:tblBorders>
-          <w:tblCellMar>
-            <w:top w:w="0" w:type="dxa"/>
-            <w:left w:w="10" w:type="dxa"/>
-            <w:bottom w:w="0" w:type="dxa"/>
-            <w:right w:w="10" w:type="dxa"/>
-          </w:tblCellMar>
         </w:tblPrEx>
         <w:trPr>
           <w:tblHeader/>
@@ -2136,7 +2136,7 @@
                 <w:rFonts w:hint="default"/>
                 <w:lang w:val="en-US"/>
               </w:rPr>
-              <w:t>V0 2.0</w:t>
+              <w:t>V0.2.0</w:t>
             </w:r>
           </w:p>
         </w:tc>
@@ -2222,6 +2222,264 @@
               </w:rPr>
               <w:t>Tao khung suon 6 Volume Handbook(Pack no.2)</w:t>
             </w:r>
+          </w:p>
+        </w:tc>
+      </w:tr>
+      <w:tr>
+        <w:tblPrEx>
+          <w:tblBorders>
+            <w:top w:val="single" w:color="auto" w:sz="4" w:space="0"/>
+            <w:left w:val="single" w:color="auto" w:sz="4" w:space="0"/>
+            <w:bottom w:val="single" w:color="auto" w:sz="4" w:space="0"/>
+            <w:right w:val="single" w:color="auto" w:sz="4" w:space="0"/>
+            <w:insideH w:val="single" w:color="auto" w:sz="4" w:space="0"/>
+            <w:insideV w:val="single" w:color="auto" w:sz="4" w:space="0"/>
+          </w:tblBorders>
+          <w:tblCellMar>
+            <w:top w:w="0" w:type="dxa"/>
+            <w:left w:w="10" w:type="dxa"/>
+            <w:bottom w:w="0" w:type="dxa"/>
+            <w:right w:w="10" w:type="dxa"/>
+          </w:tblCellMar>
+        </w:tblPrEx>
+        <w:tc>
+          <w:tcPr>
+            <w:tcW w:w="1400" w:type="dxa"/>
+            <w:tcMar>
+              <w:top w:w="80" w:type="dxa"/>
+              <w:left w:w="100" w:type="dxa"/>
+              <w:bottom w:w="80" w:type="dxa"/>
+              <w:right w:w="100" w:type="dxa"/>
+            </w:tcMar>
+            <w:vAlign w:val="center"/>
+          </w:tcPr>
+          <w:p>
+            <w:pPr>
+              <w:jc w:val="left"/>
+              <w:rPr>
+                <w:rFonts w:hint="default"/>
+                <w:lang w:val="en-US"/>
+              </w:rPr>
+            </w:pPr>
+            <w:r>
+              <w:rPr>
+                <w:rFonts w:hint="default"/>
+                <w:lang w:val="en-US"/>
+              </w:rPr>
+              <w:t>23/07/2026</w:t>
+            </w:r>
+          </w:p>
+        </w:tc>
+        <w:tc>
+          <w:tcPr>
+            <w:tcW w:w="1400" w:type="dxa"/>
+            <w:tcMar>
+              <w:top w:w="80" w:type="dxa"/>
+              <w:left w:w="100" w:type="dxa"/>
+              <w:bottom w:w="80" w:type="dxa"/>
+              <w:right w:w="100" w:type="dxa"/>
+            </w:tcMar>
+            <w:vAlign w:val="center"/>
+          </w:tcPr>
+          <w:p>
+            <w:pPr>
+              <w:jc w:val="left"/>
+              <w:rPr>
+                <w:rFonts w:hint="default"/>
+                <w:lang w:val="en-US"/>
+              </w:rPr>
+            </w:pPr>
+            <w:r>
+              <w:rPr>
+                <w:rFonts w:hint="default"/>
+                <w:lang w:val="en-US"/>
+              </w:rPr>
+              <w:t>V0.3.0</w:t>
+            </w:r>
+          </w:p>
+        </w:tc>
+        <w:tc>
+          <w:tcPr>
+            <w:tcW w:w="2400" w:type="dxa"/>
+            <w:tcMar>
+              <w:top w:w="80" w:type="dxa"/>
+              <w:left w:w="100" w:type="dxa"/>
+              <w:bottom w:w="80" w:type="dxa"/>
+              <w:right w:w="100" w:type="dxa"/>
+            </w:tcMar>
+            <w:vAlign w:val="center"/>
+          </w:tcPr>
+          <w:p>
+            <w:pPr>
+              <w:jc w:val="left"/>
+              <w:rPr>
+                <w:rFonts w:hint="default"/>
+                <w:lang w:val="en-US"/>
+              </w:rPr>
+            </w:pPr>
+            <w:r>
+              <w:rPr>
+                <w:rFonts w:hint="default"/>
+                <w:lang w:val="en-US"/>
+              </w:rPr>
+              <w:t>03_Resources/</w:t>
+            </w:r>
+          </w:p>
+        </w:tc>
+        <w:tc>
+          <w:tcPr>
+            <w:tcW w:w="1600" w:type="dxa"/>
+            <w:tcMar>
+              <w:top w:w="80" w:type="dxa"/>
+              <w:left w:w="100" w:type="dxa"/>
+              <w:bottom w:w="80" w:type="dxa"/>
+              <w:right w:w="100" w:type="dxa"/>
+            </w:tcMar>
+            <w:vAlign w:val="center"/>
+          </w:tcPr>
+          <w:p>
+            <w:pPr>
+              <w:jc w:val="left"/>
+              <w:rPr>
+                <w:rFonts w:hint="default"/>
+                <w:lang w:val="en-US"/>
+              </w:rPr>
+            </w:pPr>
+            <w:r>
+              <w:rPr>
+                <w:rFonts w:hint="default"/>
+                <w:lang w:val="en-US"/>
+              </w:rPr>
+              <w:t>Huy</w:t>
+            </w:r>
+          </w:p>
+        </w:tc>
+        <w:tc>
+          <w:tcPr>
+            <w:tcW w:w="2200" w:type="dxa"/>
+            <w:tcMar>
+              <w:top w:w="80" w:type="dxa"/>
+              <w:left w:w="100" w:type="dxa"/>
+              <w:bottom w:w="80" w:type="dxa"/>
+              <w:right w:w="100" w:type="dxa"/>
+            </w:tcMar>
+            <w:vAlign w:val="center"/>
+          </w:tcPr>
+          <w:p>
+            <w:pPr>
+              <w:jc w:val="left"/>
+            </w:pPr>
+            <w:r>
+              <w:rPr>
+                <w:rFonts w:hint="default"/>
+              </w:rPr>
+              <w:t>Khởi tạo Resources Pack (Gói 3) với 5 template kỹ thuật.</w:t>
+            </w:r>
+            <w:bookmarkStart w:id="0" w:name="_GoBack"/>
+            <w:bookmarkEnd w:id="0"/>
+          </w:p>
+        </w:tc>
+      </w:tr>
+      <w:tr>
+        <w:tblPrEx>
+          <w:tblBorders>
+            <w:top w:val="single" w:color="auto" w:sz="4" w:space="0"/>
+            <w:left w:val="single" w:color="auto" w:sz="4" w:space="0"/>
+            <w:bottom w:val="single" w:color="auto" w:sz="4" w:space="0"/>
+            <w:right w:val="single" w:color="auto" w:sz="4" w:space="0"/>
+            <w:insideH w:val="single" w:color="auto" w:sz="4" w:space="0"/>
+            <w:insideV w:val="single" w:color="auto" w:sz="4" w:space="0"/>
+          </w:tblBorders>
+          <w:tblCellMar>
+            <w:top w:w="0" w:type="dxa"/>
+            <w:left w:w="10" w:type="dxa"/>
+            <w:bottom w:w="0" w:type="dxa"/>
+            <w:right w:w="10" w:type="dxa"/>
+          </w:tblCellMar>
+        </w:tblPrEx>
+        <w:tc>
+          <w:tcPr>
+            <w:tcW w:w="1400" w:type="dxa"/>
+            <w:tcMar>
+              <w:top w:w="80" w:type="dxa"/>
+              <w:left w:w="100" w:type="dxa"/>
+              <w:bottom w:w="80" w:type="dxa"/>
+              <w:right w:w="100" w:type="dxa"/>
+            </w:tcMar>
+            <w:vAlign w:val="center"/>
+          </w:tcPr>
+          <w:p>
+            <w:pPr>
+              <w:jc w:val="left"/>
+            </w:pPr>
+          </w:p>
+        </w:tc>
+        <w:tc>
+          <w:tcPr>
+            <w:tcW w:w="1400" w:type="dxa"/>
+            <w:tcMar>
+              <w:top w:w="80" w:type="dxa"/>
+              <w:left w:w="100" w:type="dxa"/>
+              <w:bottom w:w="80" w:type="dxa"/>
+              <w:right w:w="100" w:type="dxa"/>
+            </w:tcMar>
+            <w:vAlign w:val="center"/>
+          </w:tcPr>
+          <w:p>
+            <w:pPr>
+              <w:jc w:val="left"/>
+            </w:pPr>
+          </w:p>
+        </w:tc>
+        <w:tc>
+          <w:tcPr>
+            <w:tcW w:w="2400" w:type="dxa"/>
+            <w:tcMar>
+              <w:top w:w="80" w:type="dxa"/>
+              <w:left w:w="100" w:type="dxa"/>
+              <w:bottom w:w="80" w:type="dxa"/>
+              <w:right w:w="100" w:type="dxa"/>
+            </w:tcMar>
+            <w:vAlign w:val="center"/>
+          </w:tcPr>
+          <w:p>
+            <w:pPr>
+              <w:jc w:val="left"/>
+            </w:pPr>
+          </w:p>
+        </w:tc>
+        <w:tc>
+          <w:tcPr>
+            <w:tcW w:w="1600" w:type="dxa"/>
+            <w:tcMar>
+              <w:top w:w="80" w:type="dxa"/>
+              <w:left w:w="100" w:type="dxa"/>
+              <w:bottom w:w="80" w:type="dxa"/>
+              <w:right w:w="100" w:type="dxa"/>
+            </w:tcMar>
+            <w:vAlign w:val="center"/>
+          </w:tcPr>
+          <w:p>
+            <w:pPr>
+              <w:jc w:val="left"/>
+            </w:pPr>
+          </w:p>
+        </w:tc>
+        <w:tc>
+          <w:tcPr>
+            <w:tcW w:w="2200" w:type="dxa"/>
+            <w:tcMar>
+              <w:top w:w="80" w:type="dxa"/>
+              <w:left w:w="100" w:type="dxa"/>
+              <w:bottom w:w="80" w:type="dxa"/>
+              <w:right w:w="100" w:type="dxa"/>
+            </w:tcMar>
+            <w:vAlign w:val="center"/>
+          </w:tcPr>
+          <w:p>
+            <w:pPr>
+              <w:jc w:val="left"/>
+            </w:pPr>
           </w:p>
         </w:tc>
       </w:tr>
@@ -3235,6 +3493,12 @@
             <w:insideH w:val="single" w:color="auto" w:sz="4" w:space="0"/>
             <w:insideV w:val="single" w:color="auto" w:sz="4" w:space="0"/>
           </w:tblBorders>
+          <w:tblCellMar>
+            <w:top w:w="0" w:type="dxa"/>
+            <w:left w:w="10" w:type="dxa"/>
+            <w:bottom w:w="0" w:type="dxa"/>
+            <w:right w:w="10" w:type="dxa"/>
+          </w:tblCellMar>
         </w:tblPrEx>
         <w:trPr>
           <w:tblHeader/>
@@ -3552,7 +3816,7 @@
         <w:tc>
           <w:tcPr>
             <w:tcW w:w="1300" w:type="dxa"/>
-            <w:shd w:val="clear"/>
+            <w:shd w:val="clear" w:color="auto" w:fill="auto"/>
             <w:tcMar>
               <w:top w:w="80" w:type="dxa"/>
               <w:left w:w="100" w:type="dxa"/>
@@ -3591,7 +3855,7 @@
         <w:tc>
           <w:tcPr>
             <w:tcW w:w="1400" w:type="dxa"/>
-            <w:shd w:val="clear"/>
+            <w:shd w:val="clear" w:color="auto" w:fill="auto"/>
             <w:tcMar>
               <w:top w:w="80" w:type="dxa"/>
               <w:left w:w="100" w:type="dxa"/>
@@ -3622,7 +3886,7 @@
         <w:tc>
           <w:tcPr>
             <w:tcW w:w="2200" w:type="dxa"/>
-            <w:shd w:val="clear"/>
+            <w:shd w:val="clear" w:color="auto" w:fill="auto"/>
             <w:tcMar>
               <w:top w:w="80" w:type="dxa"/>
               <w:left w:w="100" w:type="dxa"/>
@@ -3648,7 +3912,7 @@
         <w:tc>
           <w:tcPr>
             <w:tcW w:w="2200" w:type="dxa"/>
-            <w:shd w:val="clear"/>
+            <w:shd w:val="clear" w:color="auto" w:fill="auto"/>
             <w:tcMar>
               <w:top w:w="80" w:type="dxa"/>
               <w:left w:w="100" w:type="dxa"/>
@@ -3674,7 +3938,7 @@
         <w:tc>
           <w:tcPr>
             <w:tcW w:w="1900" w:type="dxa"/>
-            <w:shd w:val="clear"/>
+            <w:shd w:val="clear" w:color="auto" w:fill="auto"/>
             <w:tcMar>
               <w:top w:w="80" w:type="dxa"/>
               <w:left w:w="100" w:type="dxa"/>
@@ -4088,7 +4352,7 @@
         <w:tc>
           <w:tcPr>
             <w:tcW w:w="1300" w:type="dxa"/>
-            <w:shd w:val="clear"/>
+            <w:shd w:val="clear" w:color="auto" w:fill="auto"/>
             <w:tcMar>
               <w:top w:w="80" w:type="dxa"/>
               <w:left w:w="100" w:type="dxa"/>
@@ -4127,7 +4391,7 @@
         <w:tc>
           <w:tcPr>
             <w:tcW w:w="1400" w:type="dxa"/>
-            <w:shd w:val="clear"/>
+            <w:shd w:val="clear" w:color="auto" w:fill="auto"/>
             <w:tcMar>
               <w:top w:w="80" w:type="dxa"/>
               <w:left w:w="100" w:type="dxa"/>
@@ -4158,7 +4422,7 @@
         <w:tc>
           <w:tcPr>
             <w:tcW w:w="2200" w:type="dxa"/>
-            <w:shd w:val="clear"/>
+            <w:shd w:val="clear" w:color="auto" w:fill="auto"/>
             <w:tcMar>
               <w:top w:w="80" w:type="dxa"/>
               <w:left w:w="100" w:type="dxa"/>
@@ -4184,7 +4448,7 @@
         <w:tc>
           <w:tcPr>
             <w:tcW w:w="2200" w:type="dxa"/>
-            <w:shd w:val="clear"/>
+            <w:shd w:val="clear" w:color="auto" w:fill="auto"/>
             <w:tcMar>
               <w:top w:w="80" w:type="dxa"/>
               <w:left w:w="100" w:type="dxa"/>
@@ -4210,7 +4474,7 @@
         <w:tc>
           <w:tcPr>
             <w:tcW w:w="1900" w:type="dxa"/>
-            <w:shd w:val="clear"/>
+            <w:shd w:val="clear" w:color="auto" w:fill="auto"/>
             <w:tcMar>
               <w:top w:w="80" w:type="dxa"/>
               <w:left w:w="100" w:type="dxa"/>
@@ -4301,6 +4565,12 @@
             <w:insideH w:val="single" w:color="auto" w:sz="4" w:space="0"/>
             <w:insideV w:val="single" w:color="auto" w:sz="4" w:space="0"/>
           </w:tblBorders>
+          <w:tblCellMar>
+            <w:top w:w="0" w:type="dxa"/>
+            <w:left w:w="10" w:type="dxa"/>
+            <w:bottom w:w="0" w:type="dxa"/>
+            <w:right w:w="10" w:type="dxa"/>
+          </w:tblCellMar>
         </w:tblPrEx>
         <w:trPr>
           <w:tblHeader/>
@@ -4618,7 +4888,7 @@
         <w:tc>
           <w:tcPr>
             <w:tcW w:w="1300" w:type="dxa"/>
-            <w:shd w:val="clear"/>
+            <w:shd w:val="clear" w:color="auto" w:fill="auto"/>
             <w:tcMar>
               <w:top w:w="80" w:type="dxa"/>
               <w:left w:w="100" w:type="dxa"/>
@@ -4657,7 +4927,7 @@
         <w:tc>
           <w:tcPr>
             <w:tcW w:w="1400" w:type="dxa"/>
-            <w:shd w:val="clear"/>
+            <w:shd w:val="clear" w:color="auto" w:fill="auto"/>
             <w:tcMar>
               <w:top w:w="80" w:type="dxa"/>
               <w:left w:w="100" w:type="dxa"/>
@@ -4688,7 +4958,7 @@
         <w:tc>
           <w:tcPr>
             <w:tcW w:w="2200" w:type="dxa"/>
-            <w:shd w:val="clear"/>
+            <w:shd w:val="clear" w:color="auto" w:fill="auto"/>
             <w:tcMar>
               <w:top w:w="80" w:type="dxa"/>
               <w:left w:w="100" w:type="dxa"/>
@@ -4714,7 +4984,7 @@
         <w:tc>
           <w:tcPr>
             <w:tcW w:w="2200" w:type="dxa"/>
-            <w:shd w:val="clear"/>
+            <w:shd w:val="clear" w:color="auto" w:fill="auto"/>
             <w:tcMar>
               <w:top w:w="80" w:type="dxa"/>
               <w:left w:w="100" w:type="dxa"/>
@@ -4740,7 +5010,7 @@
         <w:tc>
           <w:tcPr>
             <w:tcW w:w="1900" w:type="dxa"/>
-            <w:shd w:val="clear"/>
+            <w:shd w:val="clear" w:color="auto" w:fill="auto"/>
             <w:tcMar>
               <w:top w:w="80" w:type="dxa"/>
               <w:left w:w="100" w:type="dxa"/>
@@ -5154,7 +5424,7 @@
         <w:tc>
           <w:tcPr>
             <w:tcW w:w="1300" w:type="dxa"/>
-            <w:shd w:val="clear"/>
+            <w:shd w:val="clear" w:color="auto" w:fill="auto"/>
             <w:tcMar>
               <w:top w:w="80" w:type="dxa"/>
               <w:left w:w="100" w:type="dxa"/>
@@ -5193,7 +5463,7 @@
         <w:tc>
           <w:tcPr>
             <w:tcW w:w="1400" w:type="dxa"/>
-            <w:shd w:val="clear"/>
+            <w:shd w:val="clear" w:color="auto" w:fill="auto"/>
             <w:tcMar>
               <w:top w:w="80" w:type="dxa"/>
               <w:left w:w="100" w:type="dxa"/>
@@ -5224,7 +5494,7 @@
         <w:tc>
           <w:tcPr>
             <w:tcW w:w="2200" w:type="dxa"/>
-            <w:shd w:val="clear"/>
+            <w:shd w:val="clear" w:color="auto" w:fill="auto"/>
             <w:tcMar>
               <w:top w:w="80" w:type="dxa"/>
               <w:left w:w="100" w:type="dxa"/>
@@ -5250,7 +5520,7 @@
         <w:tc>
           <w:tcPr>
             <w:tcW w:w="2200" w:type="dxa"/>
-            <w:shd w:val="clear"/>
+            <w:shd w:val="clear" w:color="auto" w:fill="auto"/>
             <w:tcMar>
               <w:top w:w="80" w:type="dxa"/>
               <w:left w:w="100" w:type="dxa"/>
@@ -5276,7 +5546,7 @@
         <w:tc>
           <w:tcPr>
             <w:tcW w:w="1900" w:type="dxa"/>
-            <w:shd w:val="clear"/>
+            <w:shd w:val="clear" w:color="auto" w:fill="auto"/>
             <w:tcMar>
               <w:top w:w="80" w:type="dxa"/>
               <w:left w:w="100" w:type="dxa"/>
@@ -5367,6 +5637,12 @@
             <w:insideH w:val="single" w:color="auto" w:sz="4" w:space="0"/>
             <w:insideV w:val="single" w:color="auto" w:sz="4" w:space="0"/>
           </w:tblBorders>
+          <w:tblCellMar>
+            <w:top w:w="0" w:type="dxa"/>
+            <w:left w:w="10" w:type="dxa"/>
+            <w:bottom w:w="0" w:type="dxa"/>
+            <w:right w:w="10" w:type="dxa"/>
+          </w:tblCellMar>
         </w:tblPrEx>
         <w:trPr>
           <w:tblHeader/>
@@ -5513,147 +5789,6 @@
                 <w:szCs w:val="20"/>
               </w:rPr>
               <w:t>Mô tả</w:t>
-            </w:r>
-          </w:p>
-        </w:tc>
-      </w:tr>
-      <w:tr>
-        <w:tblPrEx>
-          <w:tblBorders>
-            <w:top w:val="single" w:color="auto" w:sz="4" w:space="0"/>
-            <w:left w:val="single" w:color="auto" w:sz="4" w:space="0"/>
-            <w:bottom w:val="single" w:color="auto" w:sz="4" w:space="0"/>
-            <w:right w:val="single" w:color="auto" w:sz="4" w:space="0"/>
-            <w:insideH w:val="single" w:color="auto" w:sz="4" w:space="0"/>
-            <w:insideV w:val="single" w:color="auto" w:sz="4" w:space="0"/>
-          </w:tblBorders>
-        </w:tblPrEx>
-        <w:tc>
-          <w:tcPr>
-            <w:tcW w:w="1300" w:type="dxa"/>
-            <w:tcMar>
-              <w:top w:w="80" w:type="dxa"/>
-              <w:left w:w="100" w:type="dxa"/>
-              <w:bottom w:w="80" w:type="dxa"/>
-              <w:right w:w="100" w:type="dxa"/>
-            </w:tcMar>
-            <w:vAlign w:val="center"/>
-          </w:tcPr>
-          <w:p>
-            <w:pPr>
-              <w:jc w:val="left"/>
-            </w:pPr>
-            <w:r>
-              <w:rPr>
-                <w:rFonts w:ascii="Calibri" w:hAnsi="Calibri" w:eastAsia="Calibri" w:cs="Calibri"/>
-                <w:b w:val="0"/>
-                <w:bCs w:val="0"/>
-                <w:color w:val="000000"/>
-                <w:sz w:val="20"/>
-                <w:szCs w:val="20"/>
-              </w:rPr>
-              <w:t>v0.0.0</w:t>
-            </w:r>
-          </w:p>
-        </w:tc>
-        <w:tc>
-          <w:tcPr>
-            <w:tcW w:w="1400" w:type="dxa"/>
-            <w:tcMar>
-              <w:top w:w="80" w:type="dxa"/>
-              <w:left w:w="100" w:type="dxa"/>
-              <w:bottom w:w="80" w:type="dxa"/>
-              <w:right w:w="100" w:type="dxa"/>
-            </w:tcMar>
-            <w:vAlign w:val="center"/>
-          </w:tcPr>
-          <w:p>
-            <w:pPr>
-              <w:jc w:val="left"/>
-            </w:pPr>
-          </w:p>
-        </w:tc>
-        <w:tc>
-          <w:tcPr>
-            <w:tcW w:w="2200" w:type="dxa"/>
-            <w:tcMar>
-              <w:top w:w="80" w:type="dxa"/>
-              <w:left w:w="100" w:type="dxa"/>
-              <w:bottom w:w="80" w:type="dxa"/>
-              <w:right w:w="100" w:type="dxa"/>
-            </w:tcMar>
-            <w:vAlign w:val="center"/>
-          </w:tcPr>
-          <w:p>
-            <w:pPr>
-              <w:jc w:val="left"/>
-            </w:pPr>
-            <w:r>
-              <w:rPr>
-                <w:rFonts w:ascii="Calibri" w:hAnsi="Calibri" w:eastAsia="Calibri" w:cs="Calibri"/>
-                <w:b w:val="0"/>
-                <w:bCs w:val="0"/>
-                <w:color w:val="000000"/>
-                <w:sz w:val="20"/>
-                <w:szCs w:val="20"/>
-              </w:rPr>
-              <w:t>—</w:t>
-            </w:r>
-          </w:p>
-        </w:tc>
-        <w:tc>
-          <w:tcPr>
-            <w:tcW w:w="2200" w:type="dxa"/>
-            <w:tcMar>
-              <w:top w:w="80" w:type="dxa"/>
-              <w:left w:w="100" w:type="dxa"/>
-              <w:bottom w:w="80" w:type="dxa"/>
-              <w:right w:w="100" w:type="dxa"/>
-            </w:tcMar>
-            <w:vAlign w:val="center"/>
-          </w:tcPr>
-          <w:p>
-            <w:pPr>
-              <w:jc w:val="left"/>
-            </w:pPr>
-            <w:r>
-              <w:rPr>
-                <w:rFonts w:ascii="Calibri" w:hAnsi="Calibri" w:eastAsia="Calibri" w:cs="Calibri"/>
-                <w:b w:val="0"/>
-                <w:bCs w:val="0"/>
-                <w:color w:val="000000"/>
-                <w:sz w:val="20"/>
-                <w:szCs w:val="20"/>
-              </w:rPr>
-              <w:t>—</w:t>
-            </w:r>
-          </w:p>
-        </w:tc>
-        <w:tc>
-          <w:tcPr>
-            <w:tcW w:w="1900" w:type="dxa"/>
-            <w:tcMar>
-              <w:top w:w="80" w:type="dxa"/>
-              <w:left w:w="100" w:type="dxa"/>
-              <w:bottom w:w="80" w:type="dxa"/>
-              <w:right w:w="100" w:type="dxa"/>
-            </w:tcMar>
-            <w:vAlign w:val="center"/>
-          </w:tcPr>
-          <w:p>
-            <w:pPr>
-              <w:jc w:val="left"/>
-            </w:pPr>
-            <w:r>
-              <w:rPr>
-                <w:rFonts w:ascii="Calibri" w:hAnsi="Calibri" w:eastAsia="Calibri" w:cs="Calibri"/>
-                <w:b w:val="0"/>
-                <w:bCs w:val="0"/>
-                <w:color w:val="000000"/>
-                <w:sz w:val="20"/>
-                <w:szCs w:val="20"/>
-              </w:rPr>
-              <w:t>Chưa khởi tạo</w:t>
             </w:r>
           </w:p>
         </w:tc>
@@ -5678,7 +5813,154 @@
         <w:tc>
           <w:tcPr>
             <w:tcW w:w="1300" w:type="dxa"/>
-            <w:shd w:val="clear"/>
+            <w:tcMar>
+              <w:top w:w="80" w:type="dxa"/>
+              <w:left w:w="100" w:type="dxa"/>
+              <w:bottom w:w="80" w:type="dxa"/>
+              <w:right w:w="100" w:type="dxa"/>
+            </w:tcMar>
+            <w:vAlign w:val="center"/>
+          </w:tcPr>
+          <w:p>
+            <w:pPr>
+              <w:jc w:val="left"/>
+            </w:pPr>
+            <w:r>
+              <w:rPr>
+                <w:rFonts w:ascii="Calibri" w:hAnsi="Calibri" w:eastAsia="Calibri" w:cs="Calibri"/>
+                <w:b w:val="0"/>
+                <w:bCs w:val="0"/>
+                <w:color w:val="000000"/>
+                <w:sz w:val="20"/>
+                <w:szCs w:val="20"/>
+              </w:rPr>
+              <w:t>v0.0.0</w:t>
+            </w:r>
+          </w:p>
+        </w:tc>
+        <w:tc>
+          <w:tcPr>
+            <w:tcW w:w="1400" w:type="dxa"/>
+            <w:tcMar>
+              <w:top w:w="80" w:type="dxa"/>
+              <w:left w:w="100" w:type="dxa"/>
+              <w:bottom w:w="80" w:type="dxa"/>
+              <w:right w:w="100" w:type="dxa"/>
+            </w:tcMar>
+            <w:vAlign w:val="center"/>
+          </w:tcPr>
+          <w:p>
+            <w:pPr>
+              <w:jc w:val="left"/>
+            </w:pPr>
+          </w:p>
+        </w:tc>
+        <w:tc>
+          <w:tcPr>
+            <w:tcW w:w="2200" w:type="dxa"/>
+            <w:tcMar>
+              <w:top w:w="80" w:type="dxa"/>
+              <w:left w:w="100" w:type="dxa"/>
+              <w:bottom w:w="80" w:type="dxa"/>
+              <w:right w:w="100" w:type="dxa"/>
+            </w:tcMar>
+            <w:vAlign w:val="center"/>
+          </w:tcPr>
+          <w:p>
+            <w:pPr>
+              <w:jc w:val="left"/>
+            </w:pPr>
+            <w:r>
+              <w:rPr>
+                <w:rFonts w:ascii="Calibri" w:hAnsi="Calibri" w:eastAsia="Calibri" w:cs="Calibri"/>
+                <w:b w:val="0"/>
+                <w:bCs w:val="0"/>
+                <w:color w:val="000000"/>
+                <w:sz w:val="20"/>
+                <w:szCs w:val="20"/>
+              </w:rPr>
+              <w:t>—</w:t>
+            </w:r>
+          </w:p>
+        </w:tc>
+        <w:tc>
+          <w:tcPr>
+            <w:tcW w:w="2200" w:type="dxa"/>
+            <w:tcMar>
+              <w:top w:w="80" w:type="dxa"/>
+              <w:left w:w="100" w:type="dxa"/>
+              <w:bottom w:w="80" w:type="dxa"/>
+              <w:right w:w="100" w:type="dxa"/>
+            </w:tcMar>
+            <w:vAlign w:val="center"/>
+          </w:tcPr>
+          <w:p>
+            <w:pPr>
+              <w:jc w:val="left"/>
+            </w:pPr>
+            <w:r>
+              <w:rPr>
+                <w:rFonts w:ascii="Calibri" w:hAnsi="Calibri" w:eastAsia="Calibri" w:cs="Calibri"/>
+                <w:b w:val="0"/>
+                <w:bCs w:val="0"/>
+                <w:color w:val="000000"/>
+                <w:sz w:val="20"/>
+                <w:szCs w:val="20"/>
+              </w:rPr>
+              <w:t>—</w:t>
+            </w:r>
+          </w:p>
+        </w:tc>
+        <w:tc>
+          <w:tcPr>
+            <w:tcW w:w="1900" w:type="dxa"/>
+            <w:tcMar>
+              <w:top w:w="80" w:type="dxa"/>
+              <w:left w:w="100" w:type="dxa"/>
+              <w:bottom w:w="80" w:type="dxa"/>
+              <w:right w:w="100" w:type="dxa"/>
+            </w:tcMar>
+            <w:vAlign w:val="center"/>
+          </w:tcPr>
+          <w:p>
+            <w:pPr>
+              <w:jc w:val="left"/>
+            </w:pPr>
+            <w:r>
+              <w:rPr>
+                <w:rFonts w:ascii="Calibri" w:hAnsi="Calibri" w:eastAsia="Calibri" w:cs="Calibri"/>
+                <w:b w:val="0"/>
+                <w:bCs w:val="0"/>
+                <w:color w:val="000000"/>
+                <w:sz w:val="20"/>
+                <w:szCs w:val="20"/>
+              </w:rPr>
+              <w:t>Chưa khởi tạo</w:t>
+            </w:r>
+          </w:p>
+        </w:tc>
+      </w:tr>
+      <w:tr>
+        <w:tblPrEx>
+          <w:tblBorders>
+            <w:top w:val="single" w:color="auto" w:sz="4" w:space="0"/>
+            <w:left w:val="single" w:color="auto" w:sz="4" w:space="0"/>
+            <w:bottom w:val="single" w:color="auto" w:sz="4" w:space="0"/>
+            <w:right w:val="single" w:color="auto" w:sz="4" w:space="0"/>
+            <w:insideH w:val="single" w:color="auto" w:sz="4" w:space="0"/>
+            <w:insideV w:val="single" w:color="auto" w:sz="4" w:space="0"/>
+          </w:tblBorders>
+          <w:tblCellMar>
+            <w:top w:w="0" w:type="dxa"/>
+            <w:left w:w="10" w:type="dxa"/>
+            <w:bottom w:w="0" w:type="dxa"/>
+            <w:right w:w="10" w:type="dxa"/>
+          </w:tblCellMar>
+        </w:tblPrEx>
+        <w:tc>
+          <w:tcPr>
+            <w:tcW w:w="1300" w:type="dxa"/>
+            <w:shd w:val="clear" w:color="auto" w:fill="auto"/>
             <w:tcMar>
               <w:top w:w="80" w:type="dxa"/>
               <w:left w:w="100" w:type="dxa"/>
@@ -5700,7 +5982,6 @@
                 <w:lang w:val="en-US"/>
               </w:rPr>
             </w:pPr>
-            <w:bookmarkStart w:id="0" w:name="_GoBack" w:colFirst="0" w:colLast="4"/>
             <w:r>
               <w:rPr>
                 <w:rFonts w:hint="default" w:cs="Calibri"/>
@@ -5718,7 +5999,7 @@
         <w:tc>
           <w:tcPr>
             <w:tcW w:w="1400" w:type="dxa"/>
-            <w:shd w:val="clear"/>
+            <w:shd w:val="clear" w:color="auto" w:fill="auto"/>
             <w:tcMar>
               <w:top w:w="80" w:type="dxa"/>
               <w:left w:w="100" w:type="dxa"/>
@@ -5749,7 +6030,7 @@
         <w:tc>
           <w:tcPr>
             <w:tcW w:w="2200" w:type="dxa"/>
-            <w:shd w:val="clear"/>
+            <w:shd w:val="clear" w:color="auto" w:fill="auto"/>
             <w:tcMar>
               <w:top w:w="80" w:type="dxa"/>
               <w:left w:w="100" w:type="dxa"/>
@@ -5775,7 +6056,7 @@
         <w:tc>
           <w:tcPr>
             <w:tcW w:w="2200" w:type="dxa"/>
-            <w:shd w:val="clear"/>
+            <w:shd w:val="clear" w:color="auto" w:fill="auto"/>
             <w:tcMar>
               <w:top w:w="80" w:type="dxa"/>
               <w:left w:w="100" w:type="dxa"/>
@@ -5801,7 +6082,7 @@
         <w:tc>
           <w:tcPr>
             <w:tcW w:w="1900" w:type="dxa"/>
-            <w:shd w:val="clear"/>
+            <w:shd w:val="clear" w:color="auto" w:fill="auto"/>
             <w:tcMar>
               <w:top w:w="80" w:type="dxa"/>
               <w:left w:w="100" w:type="dxa"/>
@@ -5838,7 +6119,6 @@
           </w:p>
         </w:tc>
       </w:tr>
-      <w:bookmarkEnd w:id="0"/>
     </w:tbl>
     <w:p>
       <w:pPr>

--- a/00_Project_Management/Revision History.docx
+++ b/00_Project_Management/Revision History.docx
@@ -1759,6 +1759,12 @@
             <w:insideH w:val="single" w:color="auto" w:sz="4" w:space="0"/>
             <w:insideV w:val="single" w:color="auto" w:sz="4" w:space="0"/>
           </w:tblBorders>
+          <w:tblCellMar>
+            <w:top w:w="0" w:type="dxa"/>
+            <w:left w:w="10" w:type="dxa"/>
+            <w:bottom w:w="0" w:type="dxa"/>
+            <w:right w:w="10" w:type="dxa"/>
+          </w:tblCellMar>
         </w:tblPrEx>
         <w:trPr>
           <w:tblHeader/>
@@ -2322,34 +2328,43 @@
                 <w:rFonts w:hint="default"/>
                 <w:lang w:val="en-US"/>
               </w:rPr>
-              <w:t>03_Resources/</w:t>
-            </w:r>
-          </w:p>
-        </w:tc>
-        <w:tc>
-          <w:tcPr>
-            <w:tcW w:w="1600" w:type="dxa"/>
-            <w:tcMar>
-              <w:top w:w="80" w:type="dxa"/>
-              <w:left w:w="100" w:type="dxa"/>
-              <w:bottom w:w="80" w:type="dxa"/>
-              <w:right w:w="100" w:type="dxa"/>
-            </w:tcMar>
-            <w:vAlign w:val="center"/>
-          </w:tcPr>
-          <w:p>
-            <w:pPr>
-              <w:jc w:val="left"/>
+              <w:t>07_Engineering_Assets</w:t>
+            </w:r>
+            <w:bookmarkStart w:id="0" w:name="_GoBack"/>
+            <w:bookmarkEnd w:id="0"/>
+            <w:r>
               <w:rPr>
                 <w:rFonts w:hint="default"/>
                 <w:lang w:val="en-US"/>
               </w:rPr>
-            </w:pPr>
-            <w:r>
+              <w:t>&amp; 03_Resources/</w:t>
+            </w:r>
+          </w:p>
+        </w:tc>
+        <w:tc>
+          <w:tcPr>
+            <w:tcW w:w="1600" w:type="dxa"/>
+            <w:tcMar>
+              <w:top w:w="80" w:type="dxa"/>
+              <w:left w:w="100" w:type="dxa"/>
+              <w:bottom w:w="80" w:type="dxa"/>
+              <w:right w:w="100" w:type="dxa"/>
+            </w:tcMar>
+            <w:vAlign w:val="center"/>
+          </w:tcPr>
+          <w:p>
+            <w:pPr>
+              <w:jc w:val="left"/>
               <w:rPr>
                 <w:rFonts w:hint="default"/>
                 <w:lang w:val="en-US"/>
               </w:rPr>
+            </w:pPr>
+            <w:r>
+              <w:rPr>
+                <w:rFonts w:hint="default"/>
+                <w:lang w:val="en-US"/>
+              </w:rPr>
               <w:t>Huy</w:t>
             </w:r>
           </w:p>
@@ -2375,8 +2390,142 @@
               </w:rPr>
               <w:t>Khởi tạo Resources Pack (Gói 3) với 5 template kỹ thuật.</w:t>
             </w:r>
-            <w:bookmarkStart w:id="0" w:name="_GoBack"/>
-            <w:bookmarkEnd w:id="0"/>
+          </w:p>
+        </w:tc>
+      </w:tr>
+      <w:tr>
+        <w:tblPrEx>
+          <w:tblBorders>
+            <w:top w:val="single" w:color="auto" w:sz="4" w:space="0"/>
+            <w:left w:val="single" w:color="auto" w:sz="4" w:space="0"/>
+            <w:bottom w:val="single" w:color="auto" w:sz="4" w:space="0"/>
+            <w:right w:val="single" w:color="auto" w:sz="4" w:space="0"/>
+            <w:insideH w:val="single" w:color="auto" w:sz="4" w:space="0"/>
+            <w:insideV w:val="single" w:color="auto" w:sz="4" w:space="0"/>
+          </w:tblBorders>
+          <w:tblCellMar>
+            <w:top w:w="0" w:type="dxa"/>
+            <w:left w:w="10" w:type="dxa"/>
+            <w:bottom w:w="0" w:type="dxa"/>
+            <w:right w:w="10" w:type="dxa"/>
+          </w:tblCellMar>
+        </w:tblPrEx>
+        <w:tc>
+          <w:tcPr>
+            <w:tcW w:w="1400" w:type="dxa"/>
+            <w:tcMar>
+              <w:top w:w="80" w:type="dxa"/>
+              <w:left w:w="100" w:type="dxa"/>
+              <w:bottom w:w="80" w:type="dxa"/>
+              <w:right w:w="100" w:type="dxa"/>
+            </w:tcMar>
+            <w:vAlign w:val="center"/>
+          </w:tcPr>
+          <w:p>
+            <w:pPr>
+              <w:jc w:val="left"/>
+              <w:rPr>
+                <w:rFonts w:hint="default"/>
+                <w:lang w:val="en-US"/>
+              </w:rPr>
+            </w:pPr>
+            <w:r>
+              <w:rPr>
+                <w:rFonts w:hint="default"/>
+                <w:lang w:val="en-US"/>
+              </w:rPr>
+              <w:t>23/07/2026</w:t>
+            </w:r>
+          </w:p>
+        </w:tc>
+        <w:tc>
+          <w:tcPr>
+            <w:tcW w:w="1400" w:type="dxa"/>
+            <w:tcMar>
+              <w:top w:w="80" w:type="dxa"/>
+              <w:left w:w="100" w:type="dxa"/>
+              <w:bottom w:w="80" w:type="dxa"/>
+              <w:right w:w="100" w:type="dxa"/>
+            </w:tcMar>
+            <w:vAlign w:val="center"/>
+          </w:tcPr>
+          <w:p>
+            <w:pPr>
+              <w:jc w:val="left"/>
+              <w:rPr>
+                <w:rFonts w:hint="default"/>
+                <w:lang w:val="en-US"/>
+              </w:rPr>
+            </w:pPr>
+            <w:r>
+              <w:rPr>
+                <w:rFonts w:hint="default"/>
+                <w:lang w:val="en-US"/>
+              </w:rPr>
+              <w:t>V0.4.0</w:t>
+            </w:r>
+          </w:p>
+        </w:tc>
+        <w:tc>
+          <w:tcPr>
+            <w:tcW w:w="2400" w:type="dxa"/>
+            <w:tcMar>
+              <w:top w:w="80" w:type="dxa"/>
+              <w:left w:w="100" w:type="dxa"/>
+              <w:bottom w:w="80" w:type="dxa"/>
+              <w:right w:w="100" w:type="dxa"/>
+            </w:tcMar>
+            <w:vAlign w:val="center"/>
+          </w:tcPr>
+          <w:p>
+            <w:pPr>
+              <w:jc w:val="left"/>
+              <w:rPr>
+                <w:rFonts w:hint="default"/>
+                <w:lang w:val="en-US"/>
+              </w:rPr>
+            </w:pPr>
+            <w:r>
+              <w:rPr>
+                <w:rFonts w:hint="default"/>
+                <w:lang w:val="en-US"/>
+              </w:rPr>
+              <w:t>04</w:t>
+            </w:r>
+          </w:p>
+        </w:tc>
+        <w:tc>
+          <w:tcPr>
+            <w:tcW w:w="1600" w:type="dxa"/>
+            <w:tcMar>
+              <w:top w:w="80" w:type="dxa"/>
+              <w:left w:w="100" w:type="dxa"/>
+              <w:bottom w:w="80" w:type="dxa"/>
+              <w:right w:w="100" w:type="dxa"/>
+            </w:tcMar>
+            <w:vAlign w:val="center"/>
+          </w:tcPr>
+          <w:p>
+            <w:pPr>
+              <w:jc w:val="left"/>
+            </w:pPr>
+          </w:p>
+        </w:tc>
+        <w:tc>
+          <w:tcPr>
+            <w:tcW w:w="2200" w:type="dxa"/>
+            <w:tcMar>
+              <w:top w:w="80" w:type="dxa"/>
+              <w:left w:w="100" w:type="dxa"/>
+              <w:bottom w:w="80" w:type="dxa"/>
+              <w:right w:w="100" w:type="dxa"/>
+            </w:tcMar>
+            <w:vAlign w:val="center"/>
+          </w:tcPr>
+          <w:p>
+            <w:pPr>
+              <w:jc w:val="left"/>
+            </w:pPr>
           </w:p>
         </w:tc>
       </w:tr>
@@ -4565,12 +4714,6 @@
             <w:insideH w:val="single" w:color="auto" w:sz="4" w:space="0"/>
             <w:insideV w:val="single" w:color="auto" w:sz="4" w:space="0"/>
           </w:tblBorders>
-          <w:tblCellMar>
-            <w:top w:w="0" w:type="dxa"/>
-            <w:left w:w="10" w:type="dxa"/>
-            <w:bottom w:w="0" w:type="dxa"/>
-            <w:right w:w="10" w:type="dxa"/>
-          </w:tblCellMar>
         </w:tblPrEx>
         <w:trPr>
           <w:tblHeader/>

--- a/00_Project_Management/Revision History.docx
+++ b/00_Project_Management/Revision History.docx
@@ -588,12 +588,6 @@
             <w:insideH w:val="single" w:color="auto" w:sz="4" w:space="0"/>
             <w:insideV w:val="single" w:color="auto" w:sz="4" w:space="0"/>
           </w:tblBorders>
-          <w:tblCellMar>
-            <w:top w:w="0" w:type="dxa"/>
-            <w:left w:w="10" w:type="dxa"/>
-            <w:bottom w:w="0" w:type="dxa"/>
-            <w:right w:w="10" w:type="dxa"/>
-          </w:tblCellMar>
         </w:tblPrEx>
         <w:tc>
           <w:tcPr>
@@ -2328,16 +2322,7 @@
                 <w:rFonts w:hint="default"/>
                 <w:lang w:val="en-US"/>
               </w:rPr>
-              <w:t>07_Engineering_Assets</w:t>
-            </w:r>
-            <w:bookmarkStart w:id="0" w:name="_GoBack"/>
-            <w:bookmarkEnd w:id="0"/>
-            <w:r>
-              <w:rPr>
-                <w:rFonts w:hint="default"/>
-                <w:lang w:val="en-US"/>
-              </w:rPr>
-              <w:t>&amp; 03_Resources/</w:t>
+              <w:t>07_Engineering_Assets&amp; 03_Resources/</w:t>
             </w:r>
           </w:p>
         </w:tc>
@@ -2490,7 +2475,7 @@
                 <w:rFonts w:hint="default"/>
                 <w:lang w:val="en-US"/>
               </w:rPr>
-              <w:t>04</w:t>
+              <w:t>04_Projects/</w:t>
             </w:r>
           </w:p>
         </w:tc>
@@ -2508,7 +2493,18 @@
           <w:p>
             <w:pPr>
               <w:jc w:val="left"/>
-            </w:pPr>
+              <w:rPr>
+                <w:rFonts w:hint="default"/>
+                <w:lang w:val="en-US"/>
+              </w:rPr>
+            </w:pPr>
+            <w:r>
+              <w:rPr>
+                <w:rFonts w:hint="default"/>
+                <w:lang w:val="en-US"/>
+              </w:rPr>
+              <w:t>Huy</w:t>
+            </w:r>
           </w:p>
         </w:tc>
         <w:tc>
@@ -2526,6 +2522,14 @@
             <w:pPr>
               <w:jc w:val="left"/>
             </w:pPr>
+            <w:r>
+              <w:rPr>
+                <w:rFonts w:hint="default"/>
+              </w:rPr>
+              <w:t>Khởi tạo Project Pack (Gói 4) với 6 project templates chuẩn.</w:t>
+            </w:r>
+            <w:bookmarkStart w:id="0" w:name="_GoBack"/>
+            <w:bookmarkEnd w:id="0"/>
           </w:p>
         </w:tc>
       </w:tr>
@@ -4714,6 +4718,12 @@
             <w:insideH w:val="single" w:color="auto" w:sz="4" w:space="0"/>
             <w:insideV w:val="single" w:color="auto" w:sz="4" w:space="0"/>
           </w:tblBorders>
+          <w:tblCellMar>
+            <w:top w:w="0" w:type="dxa"/>
+            <w:left w:w="10" w:type="dxa"/>
+            <w:bottom w:w="0" w:type="dxa"/>
+            <w:right w:w="10" w:type="dxa"/>
+          </w:tblCellMar>
         </w:tblPrEx>
         <w:trPr>
           <w:tblHeader/>

--- a/00_Project_Management/Revision History.docx
+++ b/00_Project_Management/Revision History.docx
@@ -588,6 +588,12 @@
             <w:insideH w:val="single" w:color="auto" w:sz="4" w:space="0"/>
             <w:insideV w:val="single" w:color="auto" w:sz="4" w:space="0"/>
           </w:tblBorders>
+          <w:tblCellMar>
+            <w:top w:w="0" w:type="dxa"/>
+            <w:left w:w="10" w:type="dxa"/>
+            <w:bottom w:w="0" w:type="dxa"/>
+            <w:right w:w="10" w:type="dxa"/>
+          </w:tblCellMar>
         </w:tblPrEx>
         <w:tc>
           <w:tcPr>
@@ -2528,8 +2534,6 @@
               </w:rPr>
               <w:t>Khởi tạo Project Pack (Gói 4) với 6 project templates chuẩn.</w:t>
             </w:r>
-            <w:bookmarkStart w:id="0" w:name="_GoBack"/>
-            <w:bookmarkEnd w:id="0"/>
           </w:p>
         </w:tc>
       </w:tr>
@@ -2553,86 +2557,158 @@
         <w:tc>
           <w:tcPr>
             <w:tcW w:w="1400" w:type="dxa"/>
-            <w:tcMar>
-              <w:top w:w="80" w:type="dxa"/>
-              <w:left w:w="100" w:type="dxa"/>
-              <w:bottom w:w="80" w:type="dxa"/>
-              <w:right w:w="100" w:type="dxa"/>
-            </w:tcMar>
-            <w:vAlign w:val="center"/>
-          </w:tcPr>
-          <w:p>
-            <w:pPr>
-              <w:jc w:val="left"/>
-            </w:pPr>
+            <w:shd w:val="clear"/>
+            <w:tcMar>
+              <w:top w:w="80" w:type="dxa"/>
+              <w:left w:w="100" w:type="dxa"/>
+              <w:bottom w:w="80" w:type="dxa"/>
+              <w:right w:w="100" w:type="dxa"/>
+            </w:tcMar>
+            <w:vAlign w:val="center"/>
+          </w:tcPr>
+          <w:p>
+            <w:pPr>
+              <w:jc w:val="left"/>
+              <w:rPr>
+                <w:rFonts w:hint="default" w:ascii="Calibri" w:hAnsi="Calibri" w:eastAsia="Calibri" w:cs="Calibri"/>
+                <w:sz w:val="21"/>
+                <w:szCs w:val="21"/>
+                <w:lang w:val="en-US"/>
+              </w:rPr>
+            </w:pPr>
+            <w:r>
+              <w:rPr>
+                <w:rFonts w:hint="default"/>
+                <w:lang w:val="en-US"/>
+              </w:rPr>
+              <w:t>23/07/2026</w:t>
+            </w:r>
           </w:p>
         </w:tc>
         <w:tc>
           <w:tcPr>
             <w:tcW w:w="1400" w:type="dxa"/>
-            <w:tcMar>
-              <w:top w:w="80" w:type="dxa"/>
-              <w:left w:w="100" w:type="dxa"/>
-              <w:bottom w:w="80" w:type="dxa"/>
-              <w:right w:w="100" w:type="dxa"/>
-            </w:tcMar>
-            <w:vAlign w:val="center"/>
-          </w:tcPr>
-          <w:p>
-            <w:pPr>
-              <w:jc w:val="left"/>
-            </w:pPr>
+            <w:shd w:val="clear"/>
+            <w:tcMar>
+              <w:top w:w="80" w:type="dxa"/>
+              <w:left w:w="100" w:type="dxa"/>
+              <w:bottom w:w="80" w:type="dxa"/>
+              <w:right w:w="100" w:type="dxa"/>
+            </w:tcMar>
+            <w:vAlign w:val="center"/>
+          </w:tcPr>
+          <w:p>
+            <w:pPr>
+              <w:jc w:val="left"/>
+              <w:rPr>
+                <w:rFonts w:hint="default" w:ascii="Calibri" w:hAnsi="Calibri" w:eastAsia="Calibri" w:cs="Calibri"/>
+                <w:sz w:val="21"/>
+                <w:szCs w:val="21"/>
+                <w:lang w:val="en-US"/>
+              </w:rPr>
+            </w:pPr>
+            <w:r>
+              <w:rPr>
+                <w:rFonts w:hint="default"/>
+                <w:lang w:val="en-US"/>
+              </w:rPr>
+              <w:t>V0.5.0</w:t>
+            </w:r>
           </w:p>
         </w:tc>
         <w:tc>
           <w:tcPr>
             <w:tcW w:w="2400" w:type="dxa"/>
-            <w:tcMar>
-              <w:top w:w="80" w:type="dxa"/>
-              <w:left w:w="100" w:type="dxa"/>
-              <w:bottom w:w="80" w:type="dxa"/>
-              <w:right w:w="100" w:type="dxa"/>
-            </w:tcMar>
-            <w:vAlign w:val="center"/>
-          </w:tcPr>
-          <w:p>
-            <w:pPr>
-              <w:jc w:val="left"/>
-            </w:pPr>
+            <w:shd w:val="clear"/>
+            <w:tcMar>
+              <w:top w:w="80" w:type="dxa"/>
+              <w:left w:w="100" w:type="dxa"/>
+              <w:bottom w:w="80" w:type="dxa"/>
+              <w:right w:w="100" w:type="dxa"/>
+            </w:tcMar>
+            <w:vAlign w:val="center"/>
+          </w:tcPr>
+          <w:p>
+            <w:pPr>
+              <w:jc w:val="left"/>
+              <w:rPr>
+                <w:rFonts w:hint="default" w:ascii="Calibri" w:hAnsi="Calibri" w:eastAsia="Calibri" w:cs="Calibri"/>
+                <w:sz w:val="21"/>
+                <w:szCs w:val="21"/>
+                <w:lang w:val="en-US"/>
+              </w:rPr>
+            </w:pPr>
+            <w:r>
+              <w:rPr>
+                <w:rFonts w:hint="default"/>
+                <w:lang w:val="en-US"/>
+              </w:rPr>
+              <w:t>07_Engineering_Assets&amp; 08_Reviews/</w:t>
+            </w:r>
           </w:p>
         </w:tc>
         <w:tc>
           <w:tcPr>
             <w:tcW w:w="1600" w:type="dxa"/>
-            <w:tcMar>
-              <w:top w:w="80" w:type="dxa"/>
-              <w:left w:w="100" w:type="dxa"/>
-              <w:bottom w:w="80" w:type="dxa"/>
-              <w:right w:w="100" w:type="dxa"/>
-            </w:tcMar>
-            <w:vAlign w:val="center"/>
-          </w:tcPr>
-          <w:p>
-            <w:pPr>
-              <w:jc w:val="left"/>
-            </w:pPr>
+            <w:shd w:val="clear"/>
+            <w:tcMar>
+              <w:top w:w="80" w:type="dxa"/>
+              <w:left w:w="100" w:type="dxa"/>
+              <w:bottom w:w="80" w:type="dxa"/>
+              <w:right w:w="100" w:type="dxa"/>
+            </w:tcMar>
+            <w:vAlign w:val="center"/>
+          </w:tcPr>
+          <w:p>
+            <w:pPr>
+              <w:jc w:val="left"/>
+              <w:rPr>
+                <w:rFonts w:hint="default" w:ascii="Calibri" w:hAnsi="Calibri" w:eastAsia="Calibri" w:cs="Calibri"/>
+                <w:sz w:val="21"/>
+                <w:szCs w:val="21"/>
+                <w:lang w:val="en-US"/>
+              </w:rPr>
+            </w:pPr>
+            <w:r>
+              <w:rPr>
+                <w:rFonts w:hint="default"/>
+                <w:lang w:val="en-US"/>
+              </w:rPr>
+              <w:t>Huy</w:t>
+            </w:r>
           </w:p>
         </w:tc>
         <w:tc>
           <w:tcPr>
             <w:tcW w:w="2200" w:type="dxa"/>
-            <w:tcMar>
-              <w:top w:w="80" w:type="dxa"/>
-              <w:left w:w="100" w:type="dxa"/>
-              <w:bottom w:w="80" w:type="dxa"/>
-              <w:right w:w="100" w:type="dxa"/>
-            </w:tcMar>
-            <w:vAlign w:val="center"/>
-          </w:tcPr>
-          <w:p>
-            <w:pPr>
-              <w:jc w:val="left"/>
-            </w:pPr>
+            <w:shd w:val="clear"/>
+            <w:tcMar>
+              <w:top w:w="80" w:type="dxa"/>
+              <w:left w:w="100" w:type="dxa"/>
+              <w:bottom w:w="80" w:type="dxa"/>
+              <w:right w:w="100" w:type="dxa"/>
+            </w:tcMar>
+            <w:vAlign w:val="center"/>
+          </w:tcPr>
+          <w:p>
+            <w:pPr>
+              <w:jc w:val="left"/>
+              <w:rPr>
+                <w:rFonts w:ascii="Calibri" w:hAnsi="Calibri" w:eastAsia="Calibri" w:cs="Calibri"/>
+                <w:sz w:val="21"/>
+                <w:szCs w:val="21"/>
+              </w:rPr>
+            </w:pPr>
+            <w:r>
+              <w:rPr>
+                <w:rFonts w:hint="default" w:ascii="Calibri" w:hAnsi="Calibri" w:eastAsia="Calibri"/>
+                <w:sz w:val="21"/>
+                <w:szCs w:val="21"/>
+              </w:rPr>
+              <w:t>Khởi tạo Review Pack (Gói 5) với các biểu mẫu nghiệm thu.</w:t>
+            </w:r>
+            <w:bookmarkStart w:id="0" w:name="_GoBack"/>
+            <w:bookmarkEnd w:id="0"/>
           </w:p>
         </w:tc>
       </w:tr>
@@ -5790,12 +5866,6 @@
             <w:insideH w:val="single" w:color="auto" w:sz="4" w:space="0"/>
             <w:insideV w:val="single" w:color="auto" w:sz="4" w:space="0"/>
           </w:tblBorders>
-          <w:tblCellMar>
-            <w:top w:w="0" w:type="dxa"/>
-            <w:left w:w="10" w:type="dxa"/>
-            <w:bottom w:w="0" w:type="dxa"/>
-            <w:right w:w="10" w:type="dxa"/>
-          </w:tblCellMar>
         </w:tblPrEx>
         <w:trPr>
           <w:tblHeader/>

--- a/00_Project_Management/Revision History.docx
+++ b/00_Project_Management/Revision History.docx
@@ -2557,7 +2557,7 @@
         <w:tc>
           <w:tcPr>
             <w:tcW w:w="1400" w:type="dxa"/>
-            <w:shd w:val="clear"/>
+            <w:shd w:val="clear" w:color="auto" w:fill="auto"/>
             <w:tcMar>
               <w:top w:w="80" w:type="dxa"/>
               <w:left w:w="100" w:type="dxa"/>
@@ -2588,7 +2588,7 @@
         <w:tc>
           <w:tcPr>
             <w:tcW w:w="1400" w:type="dxa"/>
-            <w:shd w:val="clear"/>
+            <w:shd w:val="clear" w:color="auto" w:fill="auto"/>
             <w:tcMar>
               <w:top w:w="80" w:type="dxa"/>
               <w:left w:w="100" w:type="dxa"/>
@@ -2619,7 +2619,7 @@
         <w:tc>
           <w:tcPr>
             <w:tcW w:w="2400" w:type="dxa"/>
-            <w:shd w:val="clear"/>
+            <w:shd w:val="clear" w:color="auto" w:fill="auto"/>
             <w:tcMar>
               <w:top w:w="80" w:type="dxa"/>
               <w:left w:w="100" w:type="dxa"/>
@@ -2650,7 +2650,7 @@
         <w:tc>
           <w:tcPr>
             <w:tcW w:w="1600" w:type="dxa"/>
-            <w:shd w:val="clear"/>
+            <w:shd w:val="clear" w:color="auto" w:fill="auto"/>
             <w:tcMar>
               <w:top w:w="80" w:type="dxa"/>
               <w:left w:w="100" w:type="dxa"/>
@@ -2681,7 +2681,7 @@
         <w:tc>
           <w:tcPr>
             <w:tcW w:w="2200" w:type="dxa"/>
-            <w:shd w:val="clear"/>
+            <w:shd w:val="clear" w:color="auto" w:fill="auto"/>
             <w:tcMar>
               <w:top w:w="80" w:type="dxa"/>
               <w:left w:w="100" w:type="dxa"/>
@@ -2707,8 +2707,196 @@
               </w:rPr>
               <w:t>Khởi tạo Review Pack (Gói 5) với các biểu mẫu nghiệm thu.</w:t>
             </w:r>
-            <w:bookmarkStart w:id="0" w:name="_GoBack"/>
-            <w:bookmarkEnd w:id="0"/>
+          </w:p>
+        </w:tc>
+      </w:tr>
+      <w:tr>
+        <w:tblPrEx>
+          <w:tblBorders>
+            <w:top w:val="single" w:color="auto" w:sz="4" w:space="0"/>
+            <w:left w:val="single" w:color="auto" w:sz="4" w:space="0"/>
+            <w:bottom w:val="single" w:color="auto" w:sz="4" w:space="0"/>
+            <w:right w:val="single" w:color="auto" w:sz="4" w:space="0"/>
+            <w:insideH w:val="single" w:color="auto" w:sz="4" w:space="0"/>
+            <w:insideV w:val="single" w:color="auto" w:sz="4" w:space="0"/>
+          </w:tblBorders>
+          <w:tblCellMar>
+            <w:top w:w="0" w:type="dxa"/>
+            <w:left w:w="10" w:type="dxa"/>
+            <w:bottom w:w="0" w:type="dxa"/>
+            <w:right w:w="10" w:type="dxa"/>
+          </w:tblCellMar>
+        </w:tblPrEx>
+        <w:tc>
+          <w:tcPr>
+            <w:tcW w:w="1400" w:type="dxa"/>
+            <w:tcMar>
+              <w:top w:w="80" w:type="dxa"/>
+              <w:left w:w="100" w:type="dxa"/>
+              <w:bottom w:w="80" w:type="dxa"/>
+              <w:right w:w="100" w:type="dxa"/>
+            </w:tcMar>
+            <w:vAlign w:val="center"/>
+          </w:tcPr>
+          <w:p>
+            <w:pPr>
+              <w:jc w:val="left"/>
+              <w:rPr>
+                <w:rFonts w:hint="default"/>
+                <w:lang w:val="vi-VN"/>
+              </w:rPr>
+            </w:pPr>
+            <w:r>
+              <w:rPr>
+                <w:rFonts w:hint="default"/>
+                <w:lang w:val="vi-VN"/>
+              </w:rPr>
+              <w:t>06/08/2026</w:t>
+            </w:r>
+          </w:p>
+        </w:tc>
+        <w:tc>
+          <w:tcPr>
+            <w:tcW w:w="1400" w:type="dxa"/>
+            <w:tcMar>
+              <w:top w:w="80" w:type="dxa"/>
+              <w:left w:w="100" w:type="dxa"/>
+              <w:bottom w:w="80" w:type="dxa"/>
+              <w:right w:w="100" w:type="dxa"/>
+            </w:tcMar>
+            <w:vAlign w:val="center"/>
+          </w:tcPr>
+          <w:p>
+            <w:pPr>
+              <w:jc w:val="left"/>
+              <w:rPr>
+                <w:rFonts w:hint="default"/>
+                <w:lang w:val="vi-VN"/>
+              </w:rPr>
+            </w:pPr>
+            <w:r>
+              <w:rPr>
+                <w:rFonts w:hint="default"/>
+                <w:lang w:val="vi-VN"/>
+              </w:rPr>
+              <w:t>v0.6.0</w:t>
+            </w:r>
+          </w:p>
+        </w:tc>
+        <w:tc>
+          <w:tcPr>
+            <w:tcW w:w="2400" w:type="dxa"/>
+            <w:tcMar>
+              <w:top w:w="80" w:type="dxa"/>
+              <w:left w:w="100" w:type="dxa"/>
+              <w:bottom w:w="80" w:type="dxa"/>
+              <w:right w:w="100" w:type="dxa"/>
+            </w:tcMar>
+            <w:vAlign w:val="center"/>
+          </w:tcPr>
+          <w:p>
+            <w:pPr>
+              <w:jc w:val="left"/>
+              <w:rPr>
+                <w:rFonts w:hint="default"/>
+                <w:lang w:val="en-US"/>
+              </w:rPr>
+            </w:pPr>
+            <w:r>
+              <w:rPr>
+                <w:rFonts w:hint="default"/>
+                <w:lang w:val="vi-VN"/>
+              </w:rPr>
+              <w:t>04</w:t>
+            </w:r>
+            <w:r>
+              <w:rPr>
+                <w:rFonts w:hint="default"/>
+                <w:lang w:val="en-US"/>
+              </w:rPr>
+              <w:t>_</w:t>
+            </w:r>
+            <w:r>
+              <w:rPr>
+                <w:rFonts w:hint="default"/>
+                <w:lang w:val="vi-VN"/>
+              </w:rPr>
+              <w:t>Projects</w:t>
+            </w:r>
+            <w:r>
+              <w:rPr>
+                <w:rFonts w:hint="default"/>
+                <w:lang w:val="en-US"/>
+              </w:rPr>
+              <w:t>/HPS</w:t>
+            </w:r>
+          </w:p>
+          <w:p>
+            <w:pPr>
+              <w:jc w:val="left"/>
+              <w:rPr>
+                <w:rFonts w:hint="default"/>
+                <w:lang w:val="en-US"/>
+              </w:rPr>
+            </w:pPr>
+            <w:r>
+              <w:rPr>
+                <w:rFonts w:hint="default"/>
+                <w:lang w:val="en-US"/>
+              </w:rPr>
+              <w:t>02_Handbook/Volume_V</w:t>
+            </w:r>
+          </w:p>
+        </w:tc>
+        <w:tc>
+          <w:tcPr>
+            <w:tcW w:w="1600" w:type="dxa"/>
+            <w:tcMar>
+              <w:top w:w="80" w:type="dxa"/>
+              <w:left w:w="100" w:type="dxa"/>
+              <w:bottom w:w="80" w:type="dxa"/>
+              <w:right w:w="100" w:type="dxa"/>
+            </w:tcMar>
+            <w:vAlign w:val="center"/>
+          </w:tcPr>
+          <w:p>
+            <w:pPr>
+              <w:jc w:val="left"/>
+              <w:rPr>
+                <w:rFonts w:hint="default"/>
+                <w:lang w:val="vi-VN"/>
+              </w:rPr>
+            </w:pPr>
+            <w:r>
+              <w:rPr>
+                <w:rFonts w:hint="default"/>
+                <w:lang w:val="vi-VN"/>
+              </w:rPr>
+              <w:t>Huy</w:t>
+            </w:r>
+          </w:p>
+        </w:tc>
+        <w:tc>
+          <w:tcPr>
+            <w:tcW w:w="2200" w:type="dxa"/>
+            <w:tcMar>
+              <w:top w:w="80" w:type="dxa"/>
+              <w:left w:w="100" w:type="dxa"/>
+              <w:bottom w:w="80" w:type="dxa"/>
+              <w:right w:w="100" w:type="dxa"/>
+            </w:tcMar>
+            <w:vAlign w:val="center"/>
+          </w:tcPr>
+          <w:p>
+            <w:pPr>
+              <w:jc w:val="left"/>
+            </w:pPr>
+            <w:r>
+              <w:rPr>
+                <w:rFonts w:hint="default"/>
+              </w:rPr>
+              <w:t>Cập nhật Volume V, tái cấu trúc thư mục mã nguồn HPS và trích xuất các file boot (.dtb, u-boot.scr).</w:t>
+            </w:r>
           </w:p>
         </w:tc>
       </w:tr>
@@ -5866,6 +6054,12 @@
             <w:insideH w:val="single" w:color="auto" w:sz="4" w:space="0"/>
             <w:insideV w:val="single" w:color="auto" w:sz="4" w:space="0"/>
           </w:tblBorders>
+          <w:tblCellMar>
+            <w:top w:w="0" w:type="dxa"/>
+            <w:left w:w="10" w:type="dxa"/>
+            <w:bottom w:w="0" w:type="dxa"/>
+            <w:right w:w="10" w:type="dxa"/>
+          </w:tblCellMar>
         </w:tblPrEx>
         <w:trPr>
           <w:tblHeader/>
@@ -6865,7 +7059,7 @@
     <w:lsdException w:qFormat="1" w:unhideWhenUsed="0" w:uiPriority="0" w:semiHidden="0" w:name="Title"/>
     <w:lsdException w:unhideWhenUsed="0" w:uiPriority="0" w:semiHidden="0" w:name="Closing"/>
     <w:lsdException w:unhideWhenUsed="0" w:uiPriority="0" w:semiHidden="0" w:name="Signature"/>
-    <w:lsdException w:unhideWhenUsed="0" w:uiPriority="0" w:name="Default Paragraph Font"/>
+    <w:lsdException w:qFormat="1" w:unhideWhenUsed="0" w:uiPriority="0" w:name="Default Paragraph Font"/>
     <w:lsdException w:unhideWhenUsed="0" w:uiPriority="0" w:semiHidden="0" w:name="Body Text"/>
     <w:lsdException w:unhideWhenUsed="0" w:uiPriority="0" w:semiHidden="0" w:name="Body Text Indent"/>
     <w:lsdException w:unhideWhenUsed="0" w:uiPriority="0" w:semiHidden="0" w:name="List Continue"/>
@@ -7152,6 +7346,7 @@
   <w:style w:type="character" w:default="1" w:styleId="8">
     <w:name w:val="Default Paragraph Font"/>
     <w:semiHidden/>
+    <w:qFormat/>
     <w:uiPriority w:val="0"/>
   </w:style>
   <w:style w:type="table" w:default="1" w:styleId="9">

--- a/00_Project_Management/Revision History.docx
+++ b/00_Project_Management/Revision History.docx
@@ -702,12 +702,6 @@
             <w:insideH w:val="single" w:color="auto" w:sz="4" w:space="0"/>
             <w:insideV w:val="single" w:color="auto" w:sz="4" w:space="0"/>
           </w:tblBorders>
-          <w:tblCellMar>
-            <w:top w:w="0" w:type="dxa"/>
-            <w:left w:w="10" w:type="dxa"/>
-            <w:bottom w:w="0" w:type="dxa"/>
-            <w:right w:w="10" w:type="dxa"/>
-          </w:tblCellMar>
         </w:tblPrEx>
         <w:trPr>
           <w:tblHeader/>
@@ -4430,11 +4424,11 @@
         </w:tblCellMar>
       </w:tblPr>
       <w:tblGrid>
-        <w:gridCol w:w="1288"/>
+        <w:gridCol w:w="1287"/>
         <w:gridCol w:w="1395"/>
-        <w:gridCol w:w="2166"/>
+        <w:gridCol w:w="2164"/>
         <w:gridCol w:w="2273"/>
-        <w:gridCol w:w="1878"/>
+        <w:gridCol w:w="1881"/>
       </w:tblGrid>
       <w:tr>
         <w:tblPrEx>
@@ -4925,6 +4919,211 @@
               </w:rPr>
               <w:t>(Skeleton)</w:t>
             </w:r>
+          </w:p>
+        </w:tc>
+      </w:tr>
+      <w:tr>
+        <w:tblPrEx>
+          <w:tblBorders>
+            <w:top w:val="single" w:color="auto" w:sz="4" w:space="0"/>
+            <w:left w:val="single" w:color="auto" w:sz="4" w:space="0"/>
+            <w:bottom w:val="single" w:color="auto" w:sz="4" w:space="0"/>
+            <w:right w:val="single" w:color="auto" w:sz="4" w:space="0"/>
+            <w:insideH w:val="single" w:color="auto" w:sz="4" w:space="0"/>
+            <w:insideV w:val="single" w:color="auto" w:sz="4" w:space="0"/>
+          </w:tblBorders>
+          <w:tblCellMar>
+            <w:top w:w="0" w:type="dxa"/>
+            <w:left w:w="10" w:type="dxa"/>
+            <w:bottom w:w="0" w:type="dxa"/>
+            <w:right w:w="10" w:type="dxa"/>
+          </w:tblCellMar>
+        </w:tblPrEx>
+        <w:tc>
+          <w:tcPr>
+            <w:tcW w:w="1300" w:type="dxa"/>
+            <w:shd w:val="clear" w:color="auto" w:fill="auto"/>
+            <w:tcMar>
+              <w:top w:w="80" w:type="dxa"/>
+              <w:left w:w="100" w:type="dxa"/>
+              <w:bottom w:w="80" w:type="dxa"/>
+              <w:right w:w="100" w:type="dxa"/>
+            </w:tcMar>
+            <w:vAlign w:val="center"/>
+          </w:tcPr>
+          <w:p>
+            <w:pPr>
+              <w:jc w:val="left"/>
+              <w:rPr>
+                <w:rFonts w:hint="default" w:cs="Calibri"/>
+                <w:b w:val="0"/>
+                <w:bCs w:val="0"/>
+                <w:color w:val="000000"/>
+                <w:sz w:val="20"/>
+                <w:szCs w:val="20"/>
+                <w:lang w:val="vi-VN"/>
+              </w:rPr>
+            </w:pPr>
+            <w:r>
+              <w:rPr>
+                <w:rFonts w:hint="default" w:cs="Calibri"/>
+                <w:b w:val="0"/>
+                <w:bCs w:val="0"/>
+                <w:color w:val="000000"/>
+                <w:sz w:val="20"/>
+                <w:szCs w:val="20"/>
+                <w:lang w:val="vi-VN"/>
+              </w:rPr>
+              <w:t>v0.7.0</w:t>
+            </w:r>
+          </w:p>
+        </w:tc>
+        <w:tc>
+          <w:tcPr>
+            <w:tcW w:w="1400" w:type="dxa"/>
+            <w:shd w:val="clear" w:color="auto" w:fill="auto"/>
+            <w:tcMar>
+              <w:top w:w="80" w:type="dxa"/>
+              <w:left w:w="100" w:type="dxa"/>
+              <w:bottom w:w="80" w:type="dxa"/>
+              <w:right w:w="100" w:type="dxa"/>
+            </w:tcMar>
+            <w:vAlign w:val="center"/>
+          </w:tcPr>
+          <w:p>
+            <w:pPr>
+              <w:jc w:val="left"/>
+              <w:rPr>
+                <w:rFonts w:hint="default"/>
+                <w:lang w:val="vi-VN"/>
+              </w:rPr>
+            </w:pPr>
+            <w:r>
+              <w:rPr>
+                <w:rFonts w:hint="default"/>
+                <w:lang w:val="vi-VN"/>
+              </w:rPr>
+              <w:t>09/08/2026</w:t>
+            </w:r>
+          </w:p>
+        </w:tc>
+        <w:tc>
+          <w:tcPr>
+            <w:tcW w:w="2200" w:type="dxa"/>
+            <w:shd w:val="clear" w:color="auto" w:fill="auto"/>
+            <w:tcMar>
+              <w:top w:w="80" w:type="dxa"/>
+              <w:left w:w="100" w:type="dxa"/>
+              <w:bottom w:w="80" w:type="dxa"/>
+              <w:right w:w="100" w:type="dxa"/>
+            </w:tcMar>
+            <w:vAlign w:val="center"/>
+          </w:tcPr>
+          <w:p>
+            <w:pPr>
+              <w:jc w:val="left"/>
+              <w:rPr>
+                <w:rFonts w:hint="default" w:ascii="Calibri" w:hAnsi="Calibri" w:eastAsia="Calibri" w:cs="Calibri"/>
+                <w:b w:val="0"/>
+                <w:bCs w:val="0"/>
+                <w:color w:val="000000"/>
+                <w:sz w:val="20"/>
+                <w:szCs w:val="20"/>
+                <w:lang w:val="vi-VN"/>
+              </w:rPr>
+            </w:pPr>
+            <w:r>
+              <w:rPr>
+                <w:rFonts w:hint="default" w:cs="Calibri"/>
+                <w:b w:val="0"/>
+                <w:bCs w:val="0"/>
+                <w:color w:val="000000"/>
+                <w:sz w:val="20"/>
+                <w:szCs w:val="20"/>
+                <w:lang w:val="vi-VN"/>
+              </w:rPr>
+              <w:t>Chương 2</w:t>
+            </w:r>
+          </w:p>
+        </w:tc>
+        <w:tc>
+          <w:tcPr>
+            <w:tcW w:w="2200" w:type="dxa"/>
+            <w:shd w:val="clear" w:color="auto" w:fill="auto"/>
+            <w:tcMar>
+              <w:top w:w="80" w:type="dxa"/>
+              <w:left w:w="100" w:type="dxa"/>
+              <w:bottom w:w="80" w:type="dxa"/>
+              <w:right w:w="100" w:type="dxa"/>
+            </w:tcMar>
+            <w:vAlign w:val="center"/>
+          </w:tcPr>
+          <w:p>
+            <w:pPr>
+              <w:jc w:val="left"/>
+              <w:rPr>
+                <w:rFonts w:hint="default" w:ascii="Calibri" w:hAnsi="Calibri" w:eastAsia="Calibri" w:cs="Calibri"/>
+                <w:b w:val="0"/>
+                <w:bCs w:val="0"/>
+                <w:color w:val="000000"/>
+                <w:sz w:val="20"/>
+                <w:szCs w:val="20"/>
+                <w:lang w:val="vi-VN"/>
+              </w:rPr>
+            </w:pPr>
+            <w:r>
+              <w:rPr>
+                <w:rFonts w:hint="default" w:cs="Calibri"/>
+                <w:b w:val="0"/>
+                <w:bCs w:val="0"/>
+                <w:color w:val="000000"/>
+                <w:sz w:val="20"/>
+                <w:szCs w:val="20"/>
+                <w:lang w:val="vi-VN"/>
+              </w:rPr>
+              <w:t>MINOR</w:t>
+            </w:r>
+          </w:p>
+        </w:tc>
+        <w:tc>
+          <w:tcPr>
+            <w:tcW w:w="1900" w:type="dxa"/>
+            <w:shd w:val="clear" w:color="auto" w:fill="auto"/>
+            <w:tcMar>
+              <w:top w:w="80" w:type="dxa"/>
+              <w:left w:w="100" w:type="dxa"/>
+              <w:bottom w:w="80" w:type="dxa"/>
+              <w:right w:w="100" w:type="dxa"/>
+            </w:tcMar>
+            <w:vAlign w:val="center"/>
+          </w:tcPr>
+          <w:p>
+            <w:pPr>
+              <w:jc w:val="left"/>
+              <w:rPr>
+                <w:rFonts w:hint="default" w:cs="Calibri"/>
+                <w:b w:val="0"/>
+                <w:bCs w:val="0"/>
+                <w:color w:val="000000"/>
+                <w:sz w:val="20"/>
+                <w:szCs w:val="20"/>
+                <w:lang w:val="en-US"/>
+              </w:rPr>
+            </w:pPr>
+            <w:r>
+              <w:rPr>
+                <w:rFonts w:hint="default"/>
+                <w:b w:val="0"/>
+                <w:bCs w:val="0"/>
+                <w:color w:val="000000"/>
+                <w:sz w:val="20"/>
+                <w:szCs w:val="20"/>
+                <w:lang w:val="en-US"/>
+              </w:rPr>
+              <w:t>Hoàn thành hướng dẫn viết Self-checking testbench kèm fork-join concurrency cho UART</w:t>
+            </w:r>
+            <w:bookmarkStart w:id="0" w:name="_GoBack"/>
+            <w:bookmarkEnd w:id="0"/>
           </w:p>
         </w:tc>
       </w:tr>
@@ -5460,6 +5659,209 @@
                 <w:lang w:val="en-US"/>
               </w:rPr>
               <w:t>(Skeleton)</w:t>
+            </w:r>
+          </w:p>
+        </w:tc>
+      </w:tr>
+      <w:tr>
+        <w:tblPrEx>
+          <w:tblBorders>
+            <w:top w:val="single" w:color="auto" w:sz="4" w:space="0"/>
+            <w:left w:val="single" w:color="auto" w:sz="4" w:space="0"/>
+            <w:bottom w:val="single" w:color="auto" w:sz="4" w:space="0"/>
+            <w:right w:val="single" w:color="auto" w:sz="4" w:space="0"/>
+            <w:insideH w:val="single" w:color="auto" w:sz="4" w:space="0"/>
+            <w:insideV w:val="single" w:color="auto" w:sz="4" w:space="0"/>
+          </w:tblBorders>
+          <w:tblCellMar>
+            <w:top w:w="0" w:type="dxa"/>
+            <w:left w:w="10" w:type="dxa"/>
+            <w:bottom w:w="0" w:type="dxa"/>
+            <w:right w:w="10" w:type="dxa"/>
+          </w:tblCellMar>
+        </w:tblPrEx>
+        <w:tc>
+          <w:tcPr>
+            <w:tcW w:w="1300" w:type="dxa"/>
+            <w:shd w:val="clear" w:color="auto" w:fill="auto"/>
+            <w:tcMar>
+              <w:top w:w="80" w:type="dxa"/>
+              <w:left w:w="100" w:type="dxa"/>
+              <w:bottom w:w="80" w:type="dxa"/>
+              <w:right w:w="100" w:type="dxa"/>
+            </w:tcMar>
+            <w:vAlign w:val="center"/>
+          </w:tcPr>
+          <w:p>
+            <w:pPr>
+              <w:jc w:val="left"/>
+              <w:rPr>
+                <w:rFonts w:hint="default" w:cs="Calibri"/>
+                <w:b w:val="0"/>
+                <w:bCs w:val="0"/>
+                <w:color w:val="000000"/>
+                <w:sz w:val="20"/>
+                <w:szCs w:val="20"/>
+                <w:lang w:val="en-US"/>
+              </w:rPr>
+            </w:pPr>
+            <w:r>
+              <w:rPr>
+                <w:rFonts w:hint="default" w:cs="Calibri"/>
+                <w:b w:val="0"/>
+                <w:bCs w:val="0"/>
+                <w:color w:val="000000"/>
+                <w:sz w:val="20"/>
+                <w:szCs w:val="20"/>
+                <w:lang w:val="en-US"/>
+              </w:rPr>
+              <w:t>V.0.7.0</w:t>
+            </w:r>
+          </w:p>
+        </w:tc>
+        <w:tc>
+          <w:tcPr>
+            <w:tcW w:w="1400" w:type="dxa"/>
+            <w:shd w:val="clear" w:color="auto" w:fill="auto"/>
+            <w:tcMar>
+              <w:top w:w="80" w:type="dxa"/>
+              <w:left w:w="100" w:type="dxa"/>
+              <w:bottom w:w="80" w:type="dxa"/>
+              <w:right w:w="100" w:type="dxa"/>
+            </w:tcMar>
+            <w:vAlign w:val="center"/>
+          </w:tcPr>
+          <w:p>
+            <w:pPr>
+              <w:jc w:val="left"/>
+              <w:rPr>
+                <w:rFonts w:hint="default"/>
+                <w:lang w:val="en-US"/>
+              </w:rPr>
+            </w:pPr>
+            <w:r>
+              <w:rPr>
+                <w:rFonts w:hint="default"/>
+                <w:lang w:val="en-US"/>
+              </w:rPr>
+              <w:t>09/08/2026</w:t>
+            </w:r>
+          </w:p>
+        </w:tc>
+        <w:tc>
+          <w:tcPr>
+            <w:tcW w:w="2200" w:type="dxa"/>
+            <w:shd w:val="clear" w:color="auto" w:fill="auto"/>
+            <w:tcMar>
+              <w:top w:w="80" w:type="dxa"/>
+              <w:left w:w="100" w:type="dxa"/>
+              <w:bottom w:w="80" w:type="dxa"/>
+              <w:right w:w="100" w:type="dxa"/>
+            </w:tcMar>
+            <w:vAlign w:val="center"/>
+          </w:tcPr>
+          <w:p>
+            <w:pPr>
+              <w:jc w:val="left"/>
+              <w:rPr>
+                <w:rFonts w:hint="default" w:ascii="Calibri" w:hAnsi="Calibri" w:eastAsia="Calibri" w:cs="Calibri"/>
+                <w:b w:val="0"/>
+                <w:bCs w:val="0"/>
+                <w:color w:val="000000"/>
+                <w:sz w:val="20"/>
+                <w:szCs w:val="20"/>
+                <w:lang w:val="vi-VN"/>
+              </w:rPr>
+            </w:pPr>
+            <w:r>
+              <w:rPr>
+                <w:rFonts w:hint="default" w:cs="Calibri"/>
+                <w:b w:val="0"/>
+                <w:bCs w:val="0"/>
+                <w:color w:val="000000"/>
+                <w:sz w:val="20"/>
+                <w:szCs w:val="20"/>
+                <w:lang w:val="vi-VN"/>
+              </w:rPr>
+              <w:t>Chương 1</w:t>
+            </w:r>
+          </w:p>
+        </w:tc>
+        <w:tc>
+          <w:tcPr>
+            <w:tcW w:w="2200" w:type="dxa"/>
+            <w:shd w:val="clear" w:color="auto" w:fill="auto"/>
+            <w:tcMar>
+              <w:top w:w="80" w:type="dxa"/>
+              <w:left w:w="100" w:type="dxa"/>
+              <w:bottom w:w="80" w:type="dxa"/>
+              <w:right w:w="100" w:type="dxa"/>
+            </w:tcMar>
+            <w:vAlign w:val="center"/>
+          </w:tcPr>
+          <w:p>
+            <w:pPr>
+              <w:jc w:val="left"/>
+              <w:rPr>
+                <w:rFonts w:hint="default" w:ascii="Calibri" w:hAnsi="Calibri" w:eastAsia="Calibri" w:cs="Calibri"/>
+                <w:b w:val="0"/>
+                <w:bCs w:val="0"/>
+                <w:color w:val="000000"/>
+                <w:sz w:val="20"/>
+                <w:szCs w:val="20"/>
+                <w:lang w:val="vi-VN"/>
+              </w:rPr>
+            </w:pPr>
+            <w:r>
+              <w:rPr>
+                <w:rFonts w:hint="default" w:cs="Calibri"/>
+                <w:b w:val="0"/>
+                <w:bCs w:val="0"/>
+                <w:color w:val="000000"/>
+                <w:sz w:val="20"/>
+                <w:szCs w:val="20"/>
+                <w:lang w:val="vi-VN"/>
+              </w:rPr>
+              <w:t>MINOR</w:t>
+            </w:r>
+          </w:p>
+        </w:tc>
+        <w:tc>
+          <w:tcPr>
+            <w:tcW w:w="1900" w:type="dxa"/>
+            <w:shd w:val="clear" w:color="auto" w:fill="auto"/>
+            <w:tcMar>
+              <w:top w:w="80" w:type="dxa"/>
+              <w:left w:w="100" w:type="dxa"/>
+              <w:bottom w:w="80" w:type="dxa"/>
+              <w:right w:w="100" w:type="dxa"/>
+            </w:tcMar>
+            <w:vAlign w:val="center"/>
+          </w:tcPr>
+          <w:p>
+            <w:pPr>
+              <w:jc w:val="left"/>
+              <w:rPr>
+                <w:rFonts w:hint="default" w:cs="Calibri"/>
+                <w:b w:val="0"/>
+                <w:bCs w:val="0"/>
+                <w:color w:val="000000"/>
+                <w:sz w:val="20"/>
+                <w:szCs w:val="20"/>
+                <w:lang w:val="en-US"/>
+              </w:rPr>
+            </w:pPr>
+            <w:r>
+              <w:rPr>
+                <w:rFonts w:hint="default"/>
+                <w:b w:val="0"/>
+                <w:bCs w:val="0"/>
+                <w:color w:val="000000"/>
+                <w:sz w:val="20"/>
+                <w:szCs w:val="20"/>
+                <w:lang w:val="en-US"/>
+              </w:rPr>
+              <w:t>Hoàn thành RTL, mô phỏng và test thực tế board DE10-Standard cho module UART TX/RX</w:t>
             </w:r>
           </w:p>
         </w:tc>

--- a/00_Project_Management/Revision History.docx
+++ b/00_Project_Management/Revision History.docx
@@ -702,6 +702,12 @@
             <w:insideH w:val="single" w:color="auto" w:sz="4" w:space="0"/>
             <w:insideV w:val="single" w:color="auto" w:sz="4" w:space="0"/>
           </w:tblBorders>
+          <w:tblCellMar>
+            <w:top w:w="0" w:type="dxa"/>
+            <w:left w:w="10" w:type="dxa"/>
+            <w:bottom w:w="0" w:type="dxa"/>
+            <w:right w:w="10" w:type="dxa"/>
+          </w:tblCellMar>
         </w:tblPrEx>
         <w:trPr>
           <w:tblHeader/>
@@ -1737,11 +1743,11 @@
         </w:tblCellMar>
       </w:tblPr>
       <w:tblGrid>
-        <w:gridCol w:w="1400"/>
-        <w:gridCol w:w="1400"/>
-        <w:gridCol w:w="2400"/>
-        <w:gridCol w:w="1600"/>
-        <w:gridCol w:w="2200"/>
+        <w:gridCol w:w="1399"/>
+        <w:gridCol w:w="1396"/>
+        <w:gridCol w:w="2416"/>
+        <w:gridCol w:w="1593"/>
+        <w:gridCol w:w="2196"/>
       </w:tblGrid>
       <w:tr>
         <w:tblPrEx>
@@ -3028,7 +3034,18 @@
           <w:p>
             <w:pPr>
               <w:jc w:val="left"/>
-            </w:pPr>
+              <w:rPr>
+                <w:rFonts w:hint="default"/>
+                <w:lang w:val="en-US"/>
+              </w:rPr>
+            </w:pPr>
+            <w:r>
+              <w:rPr>
+                <w:rFonts w:hint="default"/>
+                <w:lang w:val="en-US"/>
+              </w:rPr>
+              <w:t>09/08/2026</w:t>
+            </w:r>
           </w:p>
         </w:tc>
         <w:tc>
@@ -3045,7 +3062,18 @@
           <w:p>
             <w:pPr>
               <w:jc w:val="left"/>
-            </w:pPr>
+              <w:rPr>
+                <w:rFonts w:hint="default"/>
+                <w:lang w:val="en-US"/>
+              </w:rPr>
+            </w:pPr>
+            <w:r>
+              <w:rPr>
+                <w:rFonts w:hint="default"/>
+                <w:lang w:val="en-US"/>
+              </w:rPr>
+              <w:t>v0.8.0</w:t>
+            </w:r>
           </w:p>
         </w:tc>
         <w:tc>
@@ -3063,6 +3091,12 @@
             <w:pPr>
               <w:jc w:val="left"/>
             </w:pPr>
+            <w:r>
+              <w:rPr>
+                <w:rFonts w:hint="default"/>
+              </w:rPr>
+              <w:t>04_Projects/VGA  02_Handbook/Volume_IV</w:t>
+            </w:r>
           </w:p>
         </w:tc>
         <w:tc>
@@ -3079,7 +3113,18 @@
           <w:p>
             <w:pPr>
               <w:jc w:val="left"/>
-            </w:pPr>
+              <w:rPr>
+                <w:rFonts w:hint="default"/>
+                <w:lang w:val="en-US"/>
+              </w:rPr>
+            </w:pPr>
+            <w:r>
+              <w:rPr>
+                <w:rFonts w:hint="default"/>
+                <w:lang w:val="en-US"/>
+              </w:rPr>
+              <w:t>Huy</w:t>
+            </w:r>
           </w:p>
         </w:tc>
         <w:tc>
@@ -3097,6 +3142,12 @@
             <w:pPr>
               <w:jc w:val="left"/>
             </w:pPr>
+            <w:r>
+              <w:rPr>
+                <w:rFonts w:hint="default"/>
+              </w:rPr>
+              <w:t>Hoàn thành RTL, mô phỏng và chạy thực tế trên board project VGA Color Bar.</w:t>
+            </w:r>
           </w:p>
         </w:tc>
       </w:tr>
@@ -4440,12 +4491,6 @@
             <w:insideH w:val="single" w:color="auto" w:sz="4" w:space="0"/>
             <w:insideV w:val="single" w:color="auto" w:sz="4" w:space="0"/>
           </w:tblBorders>
-          <w:tblCellMar>
-            <w:top w:w="0" w:type="dxa"/>
-            <w:left w:w="10" w:type="dxa"/>
-            <w:bottom w:w="0" w:type="dxa"/>
-            <w:right w:w="10" w:type="dxa"/>
-          </w:tblCellMar>
         </w:tblPrEx>
         <w:trPr>
           <w:tblHeader/>
@@ -5122,8 +5167,154 @@
               </w:rPr>
               <w:t>Hoàn thành hướng dẫn viết Self-checking testbench kèm fork-join concurrency cho UART</w:t>
             </w:r>
-            <w:bookmarkStart w:id="0" w:name="_GoBack"/>
-            <w:bookmarkEnd w:id="0"/>
+          </w:p>
+        </w:tc>
+      </w:tr>
+      <w:tr>
+        <w:tblPrEx>
+          <w:tblBorders>
+            <w:top w:val="single" w:color="auto" w:sz="4" w:space="0"/>
+            <w:left w:val="single" w:color="auto" w:sz="4" w:space="0"/>
+            <w:bottom w:val="single" w:color="auto" w:sz="4" w:space="0"/>
+            <w:right w:val="single" w:color="auto" w:sz="4" w:space="0"/>
+            <w:insideH w:val="single" w:color="auto" w:sz="4" w:space="0"/>
+            <w:insideV w:val="single" w:color="auto" w:sz="4" w:space="0"/>
+          </w:tblBorders>
+          <w:tblCellMar>
+            <w:top w:w="0" w:type="dxa"/>
+            <w:left w:w="10" w:type="dxa"/>
+            <w:bottom w:w="0" w:type="dxa"/>
+            <w:right w:w="10" w:type="dxa"/>
+          </w:tblCellMar>
+        </w:tblPrEx>
+        <w:tc>
+          <w:tcPr>
+            <w:tcW w:w="1300" w:type="dxa"/>
+            <w:shd w:val="clear" w:color="auto" w:fill="auto"/>
+            <w:tcMar>
+              <w:top w:w="80" w:type="dxa"/>
+              <w:left w:w="100" w:type="dxa"/>
+              <w:bottom w:w="80" w:type="dxa"/>
+              <w:right w:w="100" w:type="dxa"/>
+            </w:tcMar>
+            <w:vAlign w:val="center"/>
+          </w:tcPr>
+          <w:p>
+            <w:pPr>
+              <w:jc w:val="left"/>
+              <w:rPr>
+                <w:rFonts w:hint="default" w:cs="Calibri"/>
+                <w:b w:val="0"/>
+                <w:bCs w:val="0"/>
+                <w:color w:val="000000"/>
+                <w:sz w:val="20"/>
+                <w:szCs w:val="20"/>
+                <w:lang w:val="vi-VN"/>
+              </w:rPr>
+            </w:pPr>
+          </w:p>
+        </w:tc>
+        <w:tc>
+          <w:tcPr>
+            <w:tcW w:w="1400" w:type="dxa"/>
+            <w:shd w:val="clear" w:color="auto" w:fill="auto"/>
+            <w:tcMar>
+              <w:top w:w="80" w:type="dxa"/>
+              <w:left w:w="100" w:type="dxa"/>
+              <w:bottom w:w="80" w:type="dxa"/>
+              <w:right w:w="100" w:type="dxa"/>
+            </w:tcMar>
+            <w:vAlign w:val="center"/>
+          </w:tcPr>
+          <w:p>
+            <w:pPr>
+              <w:jc w:val="left"/>
+              <w:rPr>
+                <w:rFonts w:hint="default"/>
+                <w:lang w:val="vi-VN"/>
+              </w:rPr>
+            </w:pPr>
+          </w:p>
+        </w:tc>
+        <w:tc>
+          <w:tcPr>
+            <w:tcW w:w="2200" w:type="dxa"/>
+            <w:shd w:val="clear" w:color="auto" w:fill="auto"/>
+            <w:tcMar>
+              <w:top w:w="80" w:type="dxa"/>
+              <w:left w:w="100" w:type="dxa"/>
+              <w:bottom w:w="80" w:type="dxa"/>
+              <w:right w:w="100" w:type="dxa"/>
+            </w:tcMar>
+            <w:vAlign w:val="center"/>
+          </w:tcPr>
+          <w:p>
+            <w:pPr>
+              <w:jc w:val="left"/>
+              <w:rPr>
+                <w:rFonts w:hint="default" w:cs="Calibri"/>
+                <w:b w:val="0"/>
+                <w:bCs w:val="0"/>
+                <w:color w:val="000000"/>
+                <w:sz w:val="20"/>
+                <w:szCs w:val="20"/>
+                <w:lang w:val="vi-VN"/>
+              </w:rPr>
+            </w:pPr>
+          </w:p>
+        </w:tc>
+        <w:tc>
+          <w:tcPr>
+            <w:tcW w:w="2200" w:type="dxa"/>
+            <w:shd w:val="clear" w:color="auto" w:fill="auto"/>
+            <w:tcMar>
+              <w:top w:w="80" w:type="dxa"/>
+              <w:left w:w="100" w:type="dxa"/>
+              <w:bottom w:w="80" w:type="dxa"/>
+              <w:right w:w="100" w:type="dxa"/>
+            </w:tcMar>
+            <w:vAlign w:val="center"/>
+          </w:tcPr>
+          <w:p>
+            <w:pPr>
+              <w:jc w:val="left"/>
+              <w:rPr>
+                <w:rFonts w:hint="default" w:cs="Calibri"/>
+                <w:b w:val="0"/>
+                <w:bCs w:val="0"/>
+                <w:color w:val="000000"/>
+                <w:sz w:val="20"/>
+                <w:szCs w:val="20"/>
+                <w:lang w:val="vi-VN"/>
+              </w:rPr>
+            </w:pPr>
+          </w:p>
+        </w:tc>
+        <w:tc>
+          <w:tcPr>
+            <w:tcW w:w="1900" w:type="dxa"/>
+            <w:shd w:val="clear" w:color="auto" w:fill="auto"/>
+            <w:tcMar>
+              <w:top w:w="80" w:type="dxa"/>
+              <w:left w:w="100" w:type="dxa"/>
+              <w:bottom w:w="80" w:type="dxa"/>
+              <w:right w:w="100" w:type="dxa"/>
+            </w:tcMar>
+            <w:vAlign w:val="center"/>
+          </w:tcPr>
+          <w:p>
+            <w:pPr>
+              <w:jc w:val="left"/>
+              <w:rPr>
+                <w:rFonts w:hint="default"/>
+                <w:b w:val="0"/>
+                <w:bCs w:val="0"/>
+                <w:color w:val="000000"/>
+                <w:sz w:val="20"/>
+                <w:szCs w:val="20"/>
+                <w:lang w:val="en-US"/>
+              </w:rPr>
+            </w:pPr>
           </w:p>
         </w:tc>
       </w:tr>
@@ -5863,6 +6054,211 @@
               </w:rPr>
               <w:t>Hoàn thành RTL, mô phỏng và test thực tế board DE10-Standard cho module UART TX/RX</w:t>
             </w:r>
+          </w:p>
+        </w:tc>
+      </w:tr>
+      <w:tr>
+        <w:tblPrEx>
+          <w:tblBorders>
+            <w:top w:val="single" w:color="auto" w:sz="4" w:space="0"/>
+            <w:left w:val="single" w:color="auto" w:sz="4" w:space="0"/>
+            <w:bottom w:val="single" w:color="auto" w:sz="4" w:space="0"/>
+            <w:right w:val="single" w:color="auto" w:sz="4" w:space="0"/>
+            <w:insideH w:val="single" w:color="auto" w:sz="4" w:space="0"/>
+            <w:insideV w:val="single" w:color="auto" w:sz="4" w:space="0"/>
+          </w:tblBorders>
+          <w:tblCellMar>
+            <w:top w:w="0" w:type="dxa"/>
+            <w:left w:w="10" w:type="dxa"/>
+            <w:bottom w:w="0" w:type="dxa"/>
+            <w:right w:w="10" w:type="dxa"/>
+          </w:tblCellMar>
+        </w:tblPrEx>
+        <w:tc>
+          <w:tcPr>
+            <w:tcW w:w="1300" w:type="dxa"/>
+            <w:shd w:val="clear" w:color="auto" w:fill="auto"/>
+            <w:tcMar>
+              <w:top w:w="80" w:type="dxa"/>
+              <w:left w:w="100" w:type="dxa"/>
+              <w:bottom w:w="80" w:type="dxa"/>
+              <w:right w:w="100" w:type="dxa"/>
+            </w:tcMar>
+            <w:vAlign w:val="center"/>
+          </w:tcPr>
+          <w:p>
+            <w:pPr>
+              <w:jc w:val="left"/>
+              <w:rPr>
+                <w:rFonts w:hint="default" w:cs="Calibri"/>
+                <w:b w:val="0"/>
+                <w:bCs w:val="0"/>
+                <w:color w:val="000000"/>
+                <w:sz w:val="20"/>
+                <w:szCs w:val="20"/>
+                <w:lang w:val="en-US"/>
+              </w:rPr>
+            </w:pPr>
+            <w:r>
+              <w:rPr>
+                <w:rFonts w:hint="default" w:cs="Calibri"/>
+                <w:b w:val="0"/>
+                <w:bCs w:val="0"/>
+                <w:color w:val="000000"/>
+                <w:sz w:val="20"/>
+                <w:szCs w:val="20"/>
+                <w:lang w:val="en-US"/>
+              </w:rPr>
+              <w:t>V0.8.0</w:t>
+            </w:r>
+          </w:p>
+        </w:tc>
+        <w:tc>
+          <w:tcPr>
+            <w:tcW w:w="1400" w:type="dxa"/>
+            <w:shd w:val="clear" w:color="auto" w:fill="auto"/>
+            <w:tcMar>
+              <w:top w:w="80" w:type="dxa"/>
+              <w:left w:w="100" w:type="dxa"/>
+              <w:bottom w:w="80" w:type="dxa"/>
+              <w:right w:w="100" w:type="dxa"/>
+            </w:tcMar>
+            <w:vAlign w:val="center"/>
+          </w:tcPr>
+          <w:p>
+            <w:pPr>
+              <w:jc w:val="left"/>
+              <w:rPr>
+                <w:rFonts w:hint="default"/>
+                <w:lang w:val="en-US"/>
+              </w:rPr>
+            </w:pPr>
+            <w:r>
+              <w:rPr>
+                <w:rFonts w:hint="default"/>
+                <w:lang w:val="en-US"/>
+              </w:rPr>
+              <w:t>09/08/2026</w:t>
+            </w:r>
+          </w:p>
+        </w:tc>
+        <w:tc>
+          <w:tcPr>
+            <w:tcW w:w="2200" w:type="dxa"/>
+            <w:shd w:val="clear" w:color="auto" w:fill="auto"/>
+            <w:tcMar>
+              <w:top w:w="80" w:type="dxa"/>
+              <w:left w:w="100" w:type="dxa"/>
+              <w:bottom w:w="80" w:type="dxa"/>
+              <w:right w:w="100" w:type="dxa"/>
+            </w:tcMar>
+            <w:vAlign w:val="center"/>
+          </w:tcPr>
+          <w:p>
+            <w:pPr>
+              <w:jc w:val="left"/>
+              <w:rPr>
+                <w:rFonts w:hint="default" w:cs="Calibri"/>
+                <w:b w:val="0"/>
+                <w:bCs w:val="0"/>
+                <w:color w:val="000000"/>
+                <w:sz w:val="20"/>
+                <w:szCs w:val="20"/>
+                <w:lang w:val="en-US"/>
+              </w:rPr>
+            </w:pPr>
+            <w:r>
+              <w:rPr>
+                <w:rFonts w:hint="default" w:cs="Calibri"/>
+                <w:b w:val="0"/>
+                <w:bCs w:val="0"/>
+                <w:color w:val="000000"/>
+                <w:sz w:val="20"/>
+                <w:szCs w:val="20"/>
+                <w:lang w:val="vi-VN"/>
+              </w:rPr>
+              <w:t xml:space="preserve">Chương </w:t>
+            </w:r>
+          </w:p>
+        </w:tc>
+        <w:tc>
+          <w:tcPr>
+            <w:tcW w:w="2200" w:type="dxa"/>
+            <w:shd w:val="clear" w:color="auto" w:fill="auto"/>
+            <w:tcMar>
+              <w:top w:w="80" w:type="dxa"/>
+              <w:left w:w="100" w:type="dxa"/>
+              <w:bottom w:w="80" w:type="dxa"/>
+              <w:right w:w="100" w:type="dxa"/>
+            </w:tcMar>
+            <w:vAlign w:val="center"/>
+          </w:tcPr>
+          <w:p>
+            <w:pPr>
+              <w:jc w:val="left"/>
+              <w:rPr>
+                <w:rFonts w:hint="default" w:cs="Calibri"/>
+                <w:b w:val="0"/>
+                <w:bCs w:val="0"/>
+                <w:color w:val="000000"/>
+                <w:sz w:val="20"/>
+                <w:szCs w:val="20"/>
+                <w:lang w:val="en-US"/>
+              </w:rPr>
+            </w:pPr>
+            <w:r>
+              <w:rPr>
+                <w:rFonts w:hint="default" w:cs="Calibri"/>
+                <w:b w:val="0"/>
+                <w:bCs w:val="0"/>
+                <w:color w:val="000000"/>
+                <w:sz w:val="20"/>
+                <w:szCs w:val="20"/>
+                <w:lang w:val="en-US"/>
+              </w:rPr>
+              <w:t>MINOR</w:t>
+            </w:r>
+          </w:p>
+        </w:tc>
+        <w:tc>
+          <w:tcPr>
+            <w:tcW w:w="1900" w:type="dxa"/>
+            <w:shd w:val="clear" w:color="auto" w:fill="auto"/>
+            <w:tcMar>
+              <w:top w:w="80" w:type="dxa"/>
+              <w:left w:w="100" w:type="dxa"/>
+              <w:bottom w:w="80" w:type="dxa"/>
+              <w:right w:w="100" w:type="dxa"/>
+            </w:tcMar>
+            <w:vAlign w:val="center"/>
+          </w:tcPr>
+          <w:p>
+            <w:pPr>
+              <w:jc w:val="left"/>
+              <w:rPr>
+                <w:rFonts w:hint="default"/>
+                <w:b w:val="0"/>
+                <w:bCs w:val="0"/>
+                <w:color w:val="000000"/>
+                <w:sz w:val="20"/>
+                <w:szCs w:val="20"/>
+                <w:lang w:val="en-US"/>
+              </w:rPr>
+            </w:pPr>
+            <w:r>
+              <w:rPr>
+                <w:rFonts w:hint="default"/>
+                <w:b w:val="0"/>
+                <w:bCs w:val="0"/>
+                <w:color w:val="000000"/>
+                <w:sz w:val="20"/>
+                <w:szCs w:val="20"/>
+                <w:lang w:val="en-US"/>
+              </w:rPr>
+              <w:t>Hoàn thành lý thuyết VGA timing và bằng chứng thực hành xuất Color Bar.</w:t>
+            </w:r>
+            <w:bookmarkStart w:id="0" w:name="_GoBack"/>
+            <w:bookmarkEnd w:id="0"/>
           </w:p>
         </w:tc>
       </w:tr>

--- a/00_Project_Management/Revision History.docx
+++ b/00_Project_Management/Revision History.docx
@@ -2083,12 +2083,6 @@
             <w:insideH w:val="single" w:color="auto" w:sz="4" w:space="0"/>
             <w:insideV w:val="single" w:color="auto" w:sz="4" w:space="0"/>
           </w:tblBorders>
-          <w:tblCellMar>
-            <w:top w:w="0" w:type="dxa"/>
-            <w:left w:w="10" w:type="dxa"/>
-            <w:bottom w:w="0" w:type="dxa"/>
-            <w:right w:w="10" w:type="dxa"/>
-          </w:tblCellMar>
         </w:tblPrEx>
         <w:tc>
           <w:tcPr>
@@ -3147,6 +3141,165 @@
                 <w:rFonts w:hint="default"/>
               </w:rPr>
               <w:t>Hoàn thành RTL, mô phỏng và chạy thực tế trên board project VGA Color Bar.</w:t>
+            </w:r>
+          </w:p>
+        </w:tc>
+      </w:tr>
+      <w:tr>
+        <w:tblPrEx>
+          <w:tblBorders>
+            <w:top w:val="single" w:color="auto" w:sz="4" w:space="0"/>
+            <w:left w:val="single" w:color="auto" w:sz="4" w:space="0"/>
+            <w:bottom w:val="single" w:color="auto" w:sz="4" w:space="0"/>
+            <w:right w:val="single" w:color="auto" w:sz="4" w:space="0"/>
+            <w:insideH w:val="single" w:color="auto" w:sz="4" w:space="0"/>
+            <w:insideV w:val="single" w:color="auto" w:sz="4" w:space="0"/>
+          </w:tblBorders>
+          <w:tblCellMar>
+            <w:top w:w="0" w:type="dxa"/>
+            <w:left w:w="10" w:type="dxa"/>
+            <w:bottom w:w="0" w:type="dxa"/>
+            <w:right w:w="10" w:type="dxa"/>
+          </w:tblCellMar>
+        </w:tblPrEx>
+        <w:tc>
+          <w:tcPr>
+            <w:tcW w:w="1400" w:type="dxa"/>
+            <w:tcMar>
+              <w:top w:w="80" w:type="dxa"/>
+              <w:left w:w="100" w:type="dxa"/>
+              <w:bottom w:w="80" w:type="dxa"/>
+              <w:right w:w="100" w:type="dxa"/>
+            </w:tcMar>
+            <w:vAlign w:val="center"/>
+          </w:tcPr>
+          <w:p>
+            <w:pPr>
+              <w:jc w:val="left"/>
+              <w:rPr>
+                <w:rFonts w:hint="default"/>
+                <w:lang w:val="en-US"/>
+              </w:rPr>
+            </w:pPr>
+            <w:r>
+              <w:rPr>
+                <w:rFonts w:hint="default"/>
+                <w:lang w:val="en-US"/>
+              </w:rPr>
+              <w:t>10/08/2026</w:t>
+            </w:r>
+          </w:p>
+        </w:tc>
+        <w:tc>
+          <w:tcPr>
+            <w:tcW w:w="1400" w:type="dxa"/>
+            <w:tcMar>
+              <w:top w:w="80" w:type="dxa"/>
+              <w:left w:w="100" w:type="dxa"/>
+              <w:bottom w:w="80" w:type="dxa"/>
+              <w:right w:w="100" w:type="dxa"/>
+            </w:tcMar>
+            <w:vAlign w:val="center"/>
+          </w:tcPr>
+          <w:p>
+            <w:pPr>
+              <w:jc w:val="left"/>
+              <w:rPr>
+                <w:rFonts w:hint="default"/>
+                <w:lang w:val="en-US"/>
+              </w:rPr>
+            </w:pPr>
+            <w:r>
+              <w:rPr>
+                <w:rFonts w:hint="default"/>
+                <w:lang w:val="en-US"/>
+              </w:rPr>
+              <w:t>V0.9.0</w:t>
+            </w:r>
+          </w:p>
+        </w:tc>
+        <w:tc>
+          <w:tcPr>
+            <w:tcW w:w="2400" w:type="dxa"/>
+            <w:tcMar>
+              <w:top w:w="80" w:type="dxa"/>
+              <w:left w:w="100" w:type="dxa"/>
+              <w:bottom w:w="80" w:type="dxa"/>
+              <w:right w:w="100" w:type="dxa"/>
+            </w:tcMar>
+            <w:vAlign w:val="center"/>
+          </w:tcPr>
+          <w:p>
+            <w:pPr>
+              <w:jc w:val="left"/>
+              <w:rPr>
+                <w:rFonts w:hint="default"/>
+                <w:lang w:val="en-US"/>
+              </w:rPr>
+            </w:pPr>
+            <w:r>
+              <w:rPr>
+                <w:rFonts w:hint="default"/>
+              </w:rPr>
+              <w:t>04_Projects/</w:t>
+            </w:r>
+            <w:r>
+              <w:rPr>
+                <w:rFonts w:hint="default"/>
+                <w:lang w:val="en-US"/>
+              </w:rPr>
+              <w:t>SPI</w:t>
+            </w:r>
+          </w:p>
+        </w:tc>
+        <w:tc>
+          <w:tcPr>
+            <w:tcW w:w="1600" w:type="dxa"/>
+            <w:tcMar>
+              <w:top w:w="80" w:type="dxa"/>
+              <w:left w:w="100" w:type="dxa"/>
+              <w:bottom w:w="80" w:type="dxa"/>
+              <w:right w:w="100" w:type="dxa"/>
+            </w:tcMar>
+            <w:vAlign w:val="center"/>
+          </w:tcPr>
+          <w:p>
+            <w:pPr>
+              <w:jc w:val="left"/>
+              <w:rPr>
+                <w:rFonts w:hint="default"/>
+                <w:lang w:val="en-US"/>
+              </w:rPr>
+            </w:pPr>
+            <w:r>
+              <w:rPr>
+                <w:rFonts w:hint="default"/>
+                <w:lang w:val="en-US"/>
+              </w:rPr>
+              <w:t>Huy</w:t>
+            </w:r>
+          </w:p>
+        </w:tc>
+        <w:tc>
+          <w:tcPr>
+            <w:tcW w:w="2200" w:type="dxa"/>
+            <w:tcMar>
+              <w:top w:w="80" w:type="dxa"/>
+              <w:left w:w="100" w:type="dxa"/>
+              <w:bottom w:w="80" w:type="dxa"/>
+              <w:right w:w="100" w:type="dxa"/>
+            </w:tcMar>
+            <w:vAlign w:val="center"/>
+          </w:tcPr>
+          <w:p>
+            <w:pPr>
+              <w:jc w:val="left"/>
+            </w:pPr>
+            <w:r>
+              <w:rPr>
+                <w:rFonts w:hint="default"/>
+              </w:rPr>
+              <w:t>Hoàn thành RTL, mô phỏng BIST Loopback và nghiệm thu Timing Closure trên DE10-Standard cho dự án SPI</w:t>
             </w:r>
           </w:p>
         </w:tc>
@@ -4491,6 +4644,12 @@
             <w:insideH w:val="single" w:color="auto" w:sz="4" w:space="0"/>
             <w:insideV w:val="single" w:color="auto" w:sz="4" w:space="0"/>
           </w:tblBorders>
+          <w:tblCellMar>
+            <w:top w:w="0" w:type="dxa"/>
+            <w:left w:w="10" w:type="dxa"/>
+            <w:bottom w:w="0" w:type="dxa"/>
+            <w:right w:w="10" w:type="dxa"/>
+          </w:tblCellMar>
         </w:tblPrEx>
         <w:trPr>
           <w:tblHeader/>
@@ -5356,11 +5515,11 @@
         </w:tblCellMar>
       </w:tblPr>
       <w:tblGrid>
-        <w:gridCol w:w="1288"/>
+        <w:gridCol w:w="1286"/>
         <w:gridCol w:w="1395"/>
-        <w:gridCol w:w="2166"/>
+        <w:gridCol w:w="2163"/>
         <w:gridCol w:w="2273"/>
-        <w:gridCol w:w="1878"/>
+        <w:gridCol w:w="1883"/>
       </w:tblGrid>
       <w:tr>
         <w:tblPrEx>
@@ -6179,6 +6338,18 @@
               </w:rPr>
               <w:t xml:space="preserve">Chương </w:t>
             </w:r>
+            <w:r>
+              <w:rPr>
+                <w:rFonts w:hint="default" w:cs="Calibri"/>
+                <w:b w:val="0"/>
+                <w:bCs w:val="0"/>
+                <w:color w:val="000000"/>
+                <w:sz w:val="20"/>
+                <w:szCs w:val="20"/>
+                <w:lang w:val="en-US"/>
+              </w:rPr>
+              <w:t>2</w:t>
+            </w:r>
           </w:p>
         </w:tc>
         <w:tc>
@@ -6256,6 +6427,209 @@
                 <w:lang w:val="en-US"/>
               </w:rPr>
               <w:t>Hoàn thành lý thuyết VGA timing và bằng chứng thực hành xuất Color Bar.</w:t>
+            </w:r>
+          </w:p>
+        </w:tc>
+      </w:tr>
+      <w:tr>
+        <w:tblPrEx>
+          <w:tblBorders>
+            <w:top w:val="single" w:color="auto" w:sz="4" w:space="0"/>
+            <w:left w:val="single" w:color="auto" w:sz="4" w:space="0"/>
+            <w:bottom w:val="single" w:color="auto" w:sz="4" w:space="0"/>
+            <w:right w:val="single" w:color="auto" w:sz="4" w:space="0"/>
+            <w:insideH w:val="single" w:color="auto" w:sz="4" w:space="0"/>
+            <w:insideV w:val="single" w:color="auto" w:sz="4" w:space="0"/>
+          </w:tblBorders>
+          <w:tblCellMar>
+            <w:top w:w="0" w:type="dxa"/>
+            <w:left w:w="10" w:type="dxa"/>
+            <w:bottom w:w="0" w:type="dxa"/>
+            <w:right w:w="10" w:type="dxa"/>
+          </w:tblCellMar>
+        </w:tblPrEx>
+        <w:tc>
+          <w:tcPr>
+            <w:tcW w:w="1300" w:type="dxa"/>
+            <w:shd w:val="clear" w:color="auto" w:fill="auto"/>
+            <w:tcMar>
+              <w:top w:w="80" w:type="dxa"/>
+              <w:left w:w="100" w:type="dxa"/>
+              <w:bottom w:w="80" w:type="dxa"/>
+              <w:right w:w="100" w:type="dxa"/>
+            </w:tcMar>
+            <w:vAlign w:val="center"/>
+          </w:tcPr>
+          <w:p>
+            <w:pPr>
+              <w:jc w:val="left"/>
+              <w:rPr>
+                <w:rFonts w:hint="default" w:cs="Calibri"/>
+                <w:b w:val="0"/>
+                <w:bCs w:val="0"/>
+                <w:color w:val="000000"/>
+                <w:sz w:val="20"/>
+                <w:szCs w:val="20"/>
+                <w:lang w:val="en-US"/>
+              </w:rPr>
+            </w:pPr>
+            <w:r>
+              <w:rPr>
+                <w:rFonts w:hint="default" w:cs="Calibri"/>
+                <w:b w:val="0"/>
+                <w:bCs w:val="0"/>
+                <w:color w:val="000000"/>
+                <w:sz w:val="20"/>
+                <w:szCs w:val="20"/>
+                <w:lang w:val="en-US"/>
+              </w:rPr>
+              <w:t>V0.9.0</w:t>
+            </w:r>
+          </w:p>
+        </w:tc>
+        <w:tc>
+          <w:tcPr>
+            <w:tcW w:w="1400" w:type="dxa"/>
+            <w:shd w:val="clear" w:color="auto" w:fill="auto"/>
+            <w:tcMar>
+              <w:top w:w="80" w:type="dxa"/>
+              <w:left w:w="100" w:type="dxa"/>
+              <w:bottom w:w="80" w:type="dxa"/>
+              <w:right w:w="100" w:type="dxa"/>
+            </w:tcMar>
+            <w:vAlign w:val="center"/>
+          </w:tcPr>
+          <w:p>
+            <w:pPr>
+              <w:jc w:val="left"/>
+              <w:rPr>
+                <w:rFonts w:hint="default"/>
+                <w:lang w:val="en-US"/>
+              </w:rPr>
+            </w:pPr>
+            <w:r>
+              <w:rPr>
+                <w:rFonts w:hint="default"/>
+                <w:lang w:val="en-US"/>
+              </w:rPr>
+              <w:t>10/08/2026</w:t>
+            </w:r>
+          </w:p>
+        </w:tc>
+        <w:tc>
+          <w:tcPr>
+            <w:tcW w:w="2200" w:type="dxa"/>
+            <w:shd w:val="clear" w:color="auto" w:fill="auto"/>
+            <w:tcMar>
+              <w:top w:w="80" w:type="dxa"/>
+              <w:left w:w="100" w:type="dxa"/>
+              <w:bottom w:w="80" w:type="dxa"/>
+              <w:right w:w="100" w:type="dxa"/>
+            </w:tcMar>
+            <w:vAlign w:val="center"/>
+          </w:tcPr>
+          <w:p>
+            <w:pPr>
+              <w:jc w:val="left"/>
+              <w:rPr>
+                <w:rFonts w:hint="default" w:cs="Calibri"/>
+                <w:b w:val="0"/>
+                <w:bCs w:val="0"/>
+                <w:color w:val="000000"/>
+                <w:sz w:val="20"/>
+                <w:szCs w:val="20"/>
+                <w:lang w:val="en-US"/>
+              </w:rPr>
+            </w:pPr>
+            <w:r>
+              <w:rPr>
+                <w:rFonts w:hint="default" w:cs="Calibri"/>
+                <w:b w:val="0"/>
+                <w:bCs w:val="0"/>
+                <w:color w:val="000000"/>
+                <w:sz w:val="20"/>
+                <w:szCs w:val="20"/>
+                <w:lang w:val="en-US"/>
+              </w:rPr>
+              <w:t>Chuong 2</w:t>
+            </w:r>
+          </w:p>
+        </w:tc>
+        <w:tc>
+          <w:tcPr>
+            <w:tcW w:w="2200" w:type="dxa"/>
+            <w:shd w:val="clear" w:color="auto" w:fill="auto"/>
+            <w:tcMar>
+              <w:top w:w="80" w:type="dxa"/>
+              <w:left w:w="100" w:type="dxa"/>
+              <w:bottom w:w="80" w:type="dxa"/>
+              <w:right w:w="100" w:type="dxa"/>
+            </w:tcMar>
+            <w:vAlign w:val="center"/>
+          </w:tcPr>
+          <w:p>
+            <w:pPr>
+              <w:jc w:val="left"/>
+              <w:rPr>
+                <w:rFonts w:hint="default" w:cs="Calibri"/>
+                <w:b w:val="0"/>
+                <w:bCs w:val="0"/>
+                <w:color w:val="000000"/>
+                <w:sz w:val="20"/>
+                <w:szCs w:val="20"/>
+                <w:lang w:val="en-US"/>
+              </w:rPr>
+            </w:pPr>
+            <w:r>
+              <w:rPr>
+                <w:rFonts w:hint="default" w:cs="Calibri"/>
+                <w:b w:val="0"/>
+                <w:bCs w:val="0"/>
+                <w:color w:val="000000"/>
+                <w:sz w:val="20"/>
+                <w:szCs w:val="20"/>
+                <w:lang w:val="en-US"/>
+              </w:rPr>
+              <w:t>MINOR</w:t>
+            </w:r>
+          </w:p>
+        </w:tc>
+        <w:tc>
+          <w:tcPr>
+            <w:tcW w:w="1900" w:type="dxa"/>
+            <w:shd w:val="clear" w:color="auto" w:fill="auto"/>
+            <w:tcMar>
+              <w:top w:w="80" w:type="dxa"/>
+              <w:left w:w="100" w:type="dxa"/>
+              <w:bottom w:w="80" w:type="dxa"/>
+              <w:right w:w="100" w:type="dxa"/>
+            </w:tcMar>
+            <w:vAlign w:val="center"/>
+          </w:tcPr>
+          <w:p>
+            <w:pPr>
+              <w:jc w:val="left"/>
+              <w:rPr>
+                <w:rFonts w:hint="default"/>
+                <w:b w:val="0"/>
+                <w:bCs w:val="0"/>
+                <w:color w:val="000000"/>
+                <w:sz w:val="20"/>
+                <w:szCs w:val="20"/>
+                <w:lang w:val="en-US"/>
+              </w:rPr>
+            </w:pPr>
+            <w:r>
+              <w:rPr>
+                <w:rFonts w:hint="default"/>
+                <w:b w:val="0"/>
+                <w:bCs w:val="0"/>
+                <w:color w:val="000000"/>
+                <w:sz w:val="20"/>
+                <w:szCs w:val="20"/>
+                <w:lang w:val="en-US"/>
+              </w:rPr>
+              <w:t>Tích hợp hoàn chỉnh SPI Master/Slave Full-Duplex BIST Loopback, bộ Error Injector, mạch Reset Synchronizer và file .sdc</w:t>
             </w:r>
             <w:bookmarkStart w:id="0" w:name="_GoBack"/>
             <w:bookmarkEnd w:id="0"/>
@@ -6629,12 +7003,6 @@
             <w:insideH w:val="single" w:color="auto" w:sz="4" w:space="0"/>
             <w:insideV w:val="single" w:color="auto" w:sz="4" w:space="0"/>
           </w:tblBorders>
-          <w:tblCellMar>
-            <w:top w:w="0" w:type="dxa"/>
-            <w:left w:w="10" w:type="dxa"/>
-            <w:bottom w:w="0" w:type="dxa"/>
-            <w:right w:w="10" w:type="dxa"/>
-          </w:tblCellMar>
         </w:tblPrEx>
         <w:tc>
           <w:tcPr>
